--- a/inst/demos/to_err_is_human.docx
+++ b/inst/demos/to_err_is_human.docx
@@ -1,13 +1,13 @@
 
 <file path=word/document.xml><?xml version="1.0" encoding="utf-8"?>
-<w:document xmlns:w="http://schemas.openxmlformats.org/wordprocessingml/2006/main" xmlns:m="http://schemas.openxmlformats.org/officeDocument/2006/math" xmlns:r="http://schemas.openxmlformats.org/officeDocument/2006/relationships" xmlns:o="urn:schemas-microsoft-com:office:office" xmlns:v="urn:schemas-microsoft-com:vml" xmlns:w10="urn:schemas-microsoft-com:office:word" xmlns:a="http://schemas.openxmlformats.org/drawingml/2006/main" xmlns:pic="http://schemas.openxmlformats.org/drawingml/2006/picture" xmlns:wp="http://schemas.openxmlformats.org/drawingml/2006/wordprocessingDrawing">
+<w:document xmlns:wpc="http://schemas.microsoft.com/office/word/2010/wordprocessingCanvas" xmlns:cx="http://schemas.microsoft.com/office/drawing/2014/chartex" xmlns:cx1="http://schemas.microsoft.com/office/drawing/2015/9/8/chartex" xmlns:cx2="http://schemas.microsoft.com/office/drawing/2015/10/21/chartex" xmlns:cx3="http://schemas.microsoft.com/office/drawing/2016/5/9/chartex" xmlns:cx4="http://schemas.microsoft.com/office/drawing/2016/5/10/chartex" xmlns:cx5="http://schemas.microsoft.com/office/drawing/2016/5/11/chartex" xmlns:cx6="http://schemas.microsoft.com/office/drawing/2016/5/12/chartex" xmlns:cx7="http://schemas.microsoft.com/office/drawing/2016/5/13/chartex" xmlns:cx8="http://schemas.microsoft.com/office/drawing/2016/5/14/chartex" xmlns:mc="http://schemas.openxmlformats.org/markup-compatibility/2006" xmlns:aink="http://schemas.microsoft.com/office/drawing/2016/ink" xmlns:am3d="http://schemas.microsoft.com/office/drawing/2017/model3d" xmlns:o="urn:schemas-microsoft-com:office:office" xmlns:oel="http://schemas.microsoft.com/office/2019/extlst" xmlns:r="http://schemas.openxmlformats.org/officeDocument/2006/relationships" xmlns:m="http://schemas.openxmlformats.org/officeDocument/2006/math" xmlns:v="urn:schemas-microsoft-com:vml" xmlns:wp14="http://schemas.microsoft.com/office/word/2010/wordprocessingDrawing" xmlns:wp="http://schemas.openxmlformats.org/drawingml/2006/wordprocessingDrawing" xmlns:w10="urn:schemas-microsoft-com:office:word" xmlns:w="http://schemas.openxmlformats.org/wordprocessingml/2006/main" xmlns:w14="http://schemas.microsoft.com/office/word/2010/wordml" xmlns:w15="http://schemas.microsoft.com/office/word/2012/wordml" xmlns:w16cex="http://schemas.microsoft.com/office/word/2018/wordml/cex" xmlns:w16cid="http://schemas.microsoft.com/office/word/2016/wordml/cid" xmlns:w16="http://schemas.microsoft.com/office/word/2018/wordml" xmlns:w16du="http://schemas.microsoft.com/office/word/2023/wordml/word16du" xmlns:w16sdtdh="http://schemas.microsoft.com/office/word/2020/wordml/sdtdatahash" xmlns:w16sdtfl="http://schemas.microsoft.com/office/word/2024/wordml/sdtformatlock" xmlns:w16se="http://schemas.microsoft.com/office/word/2015/wordml/symex" xmlns:wpg="http://schemas.microsoft.com/office/word/2010/wordprocessingGroup" xmlns:wpi="http://schemas.microsoft.com/office/word/2010/wordprocessingInk" xmlns:wne="http://schemas.microsoft.com/office/word/2006/wordml" xmlns:wps="http://schemas.microsoft.com/office/word/2010/wordprocessingShape" mc:Ignorable="w14 w15 w16se w16cid w16 w16cex w16sdtdh w16sdtfl w16du wp14">
   <w:body>
     <w:p>
       <w:pPr>
         <w:pStyle w:val="Title"/>
       </w:pPr>
       <w:r>
-        <w:t xml:space="preserve">To Err is Human: An Empirical Investigation</w:t>
+        <w:t>To Err is Human: An Empirical Investigation</w:t>
       </w:r>
     </w:p>
     <w:p>
@@ -15,7 +15,7 @@
         <w:pStyle w:val="Author"/>
       </w:pPr>
       <w:r>
-        <w:t xml:space="preserve">Daniel Lakens</w:t>
+        <w:t>Daniel Lakens</w:t>
       </w:r>
     </w:p>
     <w:p>
@@ -23,7 +23,7 @@
         <w:pStyle w:val="Author"/>
       </w:pPr>
       <w:r>
-        <w:t xml:space="preserve">Lisa DeBruine</w:t>
+        <w:t>Lisa DeBruine</w:t>
       </w:r>
     </w:p>
     <w:p>
@@ -31,7 +31,7 @@
         <w:pStyle w:val="Author"/>
       </w:pPr>
       <w:r>
-        <w:t xml:space="preserve">Jakub Werner</w:t>
+        <w:t>Jakub Werner</w:t>
       </w:r>
     </w:p>
     <w:p>
@@ -39,7 +39,7 @@
         <w:pStyle w:val="Date"/>
       </w:pPr>
       <w:r>
-        <w:t xml:space="preserve">2026-02-22</w:t>
+        <w:t>2026-02-22</w:t>
       </w:r>
     </w:p>
     <w:p>
@@ -47,7 +47,7 @@
         <w:pStyle w:val="AbstractTitle"/>
       </w:pPr>
       <w:r>
-        <w:t xml:space="preserve">Abstract</w:t>
+        <w:t>Abstract</w:t>
       </w:r>
     </w:p>
     <w:p>
@@ -55,19 +55,7 @@
         <w:pStyle w:val="Abstract"/>
       </w:pPr>
       <w:r>
-        <w:t xml:space="preserve">This paper demonstrates some good and poor practices for use with the {metacheck} R package. All data are simulated. The paper shows examples of (1) open and closed OSF links; (2a) citation of retracted papers, (2b) citations without a doi, (2c) citations with Pubpeer comments, (2d) citations in the FLoRA replication database, and (2e) missing/mismatched/incorrect citations and references; (3a) R files with code on GitHub that do not load libraries in one location, (3b) load files that are not shared in the repository, (3c) lack comments, and (3d) have absolute file paths; (4) imprecise reporting of non-significant p-values; (5) tests with and without effect sizes; (6) use of</w:t>
-      </w:r>
-      <w:r>
-        <w:t xml:space="preserve"> </w:t>
-      </w:r>
-      <w:r>
-        <w:t xml:space="preserve">“marginally significant”</w:t>
-      </w:r>
-      <w:r>
-        <w:t xml:space="preserve"> </w:t>
-      </w:r>
-      <w:r>
-        <w:t xml:space="preserve">to describe non-significant findings; (7) a power analysis reporting some of the essential attributes; and (8) retrieving information from preregistrations.</w:t>
+        <w:t>This paper demonstrates some good and poor practices for use with the {metacheck} R package. All data are simulated. The paper shows examples of (1) open and closed OSF links; (2a) citation of retracted papers, (2b) citations without a doi, (2c) citations with Pubpeer comments, (2d) citations in the FLoRA replication database, and (2e) missing/mismatched/incorrect citations and references; (3a) R files with code on GitHub that do not load libraries in one location, (3b) load files that are not shared in the repository, (3c) lack comments, and (3d) have absolute file paths; (4) imprecise reporting of non-significant p-values; (5) tests with and without effect sizes; (6) use of “marginally significant” to describe non-significant findings; (7) a power analysis reporting some of the essential attributes; and (8) retrieving information from preregistrations.</w:t>
       </w:r>
     </w:p>
     <w:p>
@@ -75,25 +63,16 @@
         <w:pStyle w:val="FirstParagraph"/>
       </w:pPr>
       <w:r>
-        <w:t xml:space="preserve">Although intentional dishonesty might be a successful way to boost creativity</w:t>
-      </w:r>
-      <w:r>
-        <w:t xml:space="preserve"> </w:t>
-      </w:r>
-      <w:r>
-        <w:t xml:space="preserve">(Gino and Wiltermuth 2014)</w:t>
-      </w:r>
-      <w:r>
-        <w:t xml:space="preserve">, it is safe to say most mistakes researchers make are unintentional. From a human factors perspective, human error is a symptom of a poor design (Smithy, 2020). Automation can be used to check for errors in scientific manuscripts, and inform authors about possible corrections. In this study we examine the usefulness of metacheck to improve best practices.</w:t>
-      </w:r>
-    </w:p>
-    <w:bookmarkStart w:id="25" w:name="method"/>
+        <w:t>Although intentional dishonesty might be a successful way to boost creativity (Gino and Wiltermuth 2014), it is safe to say most mistakes researchers make are unintentional. From a human factors perspective, human error is a symptom of a poor design (Smithy, 2020). Automation can be used to check for errors in scientific manuscripts, and inform authors about possible corrections. In this study we examine the usefulness of metacheck to improve best practices.</w:t>
+      </w:r>
+    </w:p>
     <w:p>
       <w:pPr>
         <w:pStyle w:val="Heading2"/>
       </w:pPr>
-      <w:r>
-        <w:t xml:space="preserve">Method</w:t>
+      <w:bookmarkStart w:id="0" w:name="method"/>
+      <w:r>
+        <w:t>Method</w:t>
       </w:r>
     </w:p>
     <w:p>
@@ -101,28 +80,25 @@
         <w:pStyle w:val="FirstParagraph"/>
       </w:pPr>
       <w:r>
-        <w:t xml:space="preserve">In this study</w:t>
+        <w:t>In this study</w:t>
       </w:r>
       <w:r>
         <w:rPr>
           <w:rStyle w:val="FootnoteReference"/>
         </w:rPr>
-        <w:footnoteReference w:id="20"/>
-      </w:r>
-      <w:r>
-        <w:t xml:space="preserve"> </w:t>
-      </w:r>
-      <w:r>
-        <w:t xml:space="preserve">we examine whether automated checks reduce the amount of errors that researchers make in scientific manuscripts. This study was preregistered at https://osf.io/48ncu and on AsPredicted at https://aspredicted.org/by8i8v.pdf.</w:t>
-      </w:r>
-    </w:p>
-    <w:bookmarkStart w:id="21" w:name="procedure"/>
+        <w:footnoteReference w:id="1"/>
+      </w:r>
+      <w:r>
+        <w:t xml:space="preserve"> we examine whether automated checks reduce the amount of errors that researchers make in scientific manuscripts. This study was preregistered at https://osf.io/48ncu and on AsPredicted at https://aspredicted.org/by8i8v.pdf.</w:t>
+      </w:r>
+    </w:p>
     <w:p>
       <w:pPr>
         <w:pStyle w:val="Heading3"/>
       </w:pPr>
-      <w:r>
-        <w:t xml:space="preserve">Procedure</w:t>
+      <w:bookmarkStart w:id="1" w:name="procedure"/>
+      <w:r>
+        <w:t>Procedure</w:t>
       </w:r>
     </w:p>
     <w:p>
@@ -130,17 +106,21 @@
         <w:pStyle w:val="FirstParagraph"/>
       </w:pPr>
       <w:r>
-        <w:t xml:space="preserve">We randomly assigned 50 scientists to a condition where their manuscript was automatically checked for errors, and 50 scientists to a control condition with a checklist. Scientists had the opportunity to make changes to their manuscript based on the feedback of the tool. We subsequently coded all manuscripts for mistakes, and counted the total number of mistakes. We also measured the expertise of researchers (in years) to explore whether the automated tool would be more useful, the less research experience researchers had. We also asked researchers to rate how useful they found the checklist or app on a scale from 1 (not at all) to 7 (extremely useful).</w:t>
-      </w:r>
-    </w:p>
-    <w:bookmarkEnd w:id="21"/>
-    <w:bookmarkStart w:id="22" w:name="data-availability"/>
+        <w:t xml:space="preserve">We randomly assigned 50 scientists to a condition where their manuscript was automatically checked for errors, and 50 scientists to a control condition with a checklist. Scientists had the opportunity to make changes to their manuscript based on the feedback of the tool. We subsequently coded all manuscripts for mistakes, and counted the total number of mistakes. We also measured the expertise of researchers (in years) to explore whether the automated tool would be more useful, the less research experience </w:t>
+      </w:r>
+      <w:r>
+        <w:lastRenderedPageBreak/>
+        <w:t>researchers had. We also asked researchers to rate how useful they found the checklist or app on a scale from 1 (not at all) to 7 (extremely useful).</w:t>
+      </w:r>
+    </w:p>
     <w:p>
       <w:pPr>
         <w:pStyle w:val="Heading3"/>
       </w:pPr>
-      <w:r>
-        <w:t xml:space="preserve">Data Availability</w:t>
+      <w:bookmarkStart w:id="2" w:name="data-availability"/>
+      <w:bookmarkEnd w:id="1"/>
+      <w:r>
+        <w:t>Data Availability</w:t>
       </w:r>
     </w:p>
     <w:p>
@@ -148,17 +128,17 @@
         <w:pStyle w:val="FirstParagraph"/>
       </w:pPr>
       <w:r>
-        <w:t xml:space="preserve">Data and analysis code is available on GitHub from https://github.com/Lakens/to_err_is_human and from https://researchbox.org/4377. Data is also available from https://osf.io/5tbm9 and code is also available from https://osf.io/629bx.</w:t>
-      </w:r>
-    </w:p>
-    <w:bookmarkEnd w:id="22"/>
-    <w:bookmarkStart w:id="24" w:name="power-analysis"/>
+        <w:t>Data and analysis code is available on GitHub from https://github.com/Lakens/to_err_is_human and from https://researchbox.org/4377. Data is also available from https://osf.io/5tbm9 and code is also available from https://osf.io/629bx.</w:t>
+      </w:r>
+    </w:p>
     <w:p>
       <w:pPr>
         <w:pStyle w:val="Heading3"/>
       </w:pPr>
-      <w:r>
-        <w:t xml:space="preserve">Power Analysis</w:t>
+      <w:bookmarkStart w:id="3" w:name="power-analysis"/>
+      <w:bookmarkEnd w:id="2"/>
+      <w:r>
+        <w:t>Power Analysis</w:t>
       </w:r>
     </w:p>
     <w:p>
@@ -166,30 +146,27 @@
         <w:pStyle w:val="FirstParagraph"/>
       </w:pPr>
       <w:r>
-        <w:t xml:space="preserve">We conducted a sensitivity power analysis</w:t>
+        <w:t>We conducted a sensitivity power analysis</w:t>
       </w:r>
       <w:r>
         <w:rPr>
           <w:rStyle w:val="FootnoteReference"/>
         </w:rPr>
-        <w:footnoteReference w:id="23"/>
-      </w:r>
-      <w:r>
-        <w:t xml:space="preserve"> </w:t>
-      </w:r>
-      <w:r>
-        <w:t xml:space="preserve">to determine that a Cohen’s d of 0.50 is the smallest effect size that we could detect with N = 50 participants in each group and 80% power.</w:t>
-      </w:r>
-    </w:p>
-    <w:bookmarkEnd w:id="24"/>
-    <w:bookmarkEnd w:id="25"/>
-    <w:bookmarkStart w:id="35" w:name="results"/>
+        <w:footnoteReference w:id="2"/>
+      </w:r>
+      <w:r>
+        <w:t xml:space="preserve"> to determine that a Cohen’s d of 0.50 is the smallest effect size that we could detect with N = 50 participants in each group and 80% power.</w:t>
+      </w:r>
+    </w:p>
     <w:p>
       <w:pPr>
         <w:pStyle w:val="Heading2"/>
       </w:pPr>
-      <w:r>
-        <w:t xml:space="preserve">Results</w:t>
+      <w:bookmarkStart w:id="4" w:name="results"/>
+      <w:bookmarkEnd w:id="0"/>
+      <w:bookmarkEnd w:id="3"/>
+      <w:r>
+        <w:t>Results</w:t>
       </w:r>
     </w:p>
     <w:p>
@@ -197,82 +174,74 @@
         <w:pStyle w:val="FirstParagraph"/>
       </w:pPr>
       <w:r>
-        <w:t xml:space="preserve">We simulated the data using Faux</w:t>
-      </w:r>
-      <w:r>
-        <w:t xml:space="preserve"> </w:t>
-      </w:r>
-      <w:r>
-        <w:t xml:space="preserve">(DeBruine 2025)</w:t>
-      </w:r>
-      <w:r>
-        <w:t xml:space="preserve"> </w:t>
-      </w:r>
-      <w:r>
-        <w:t xml:space="preserve">(</w:t>
+        <w:t>We simulated the data using Faux (DeBruine 2025) (</w:t>
       </w:r>
       <w:hyperlink w:anchor="tbl-summary">
         <w:r>
           <w:rPr>
             <w:rStyle w:val="Hyperlink"/>
           </w:rPr>
-          <w:t xml:space="preserve">Table 1</w:t>
+          <w:t>Table 1</w:t>
         </w:r>
       </w:hyperlink>
       <w:r>
-        <w:t xml:space="preserve">,</w:t>
-      </w:r>
-      <w:r>
-        <w:t xml:space="preserve"> </w:t>
+        <w:t xml:space="preserve">, </w:t>
       </w:r>
       <w:hyperlink w:anchor="fig-sim">
         <w:r>
           <w:rPr>
             <w:rStyle w:val="Hyperlink"/>
           </w:rPr>
-          <w:t xml:space="preserve">Figure 1</w:t>
+          <w:t>Figure 1</w:t>
         </w:r>
       </w:hyperlink>
       <w:r>
-        <w:t xml:space="preserve">).</w:t>
+        <w:t>).</w:t>
       </w:r>
     </w:p>
     <w:tbl>
       <w:tblPr>
         <w:tblStyle w:val="Table"/>
-        <w:tblW w:type="pct" w:w="5000"/>
+        <w:tblW w:w="5000" w:type="pct"/>
         <w:tblLayout w:type="fixed"/>
-        <w:tblLook w:firstRow="0" w:lastRow="0" w:firstColumn="0" w:lastColumn="0" w:noHBand="0" w:noVBand="0" w:val="0000"/>
+        <w:tblLook w:val="0000" w:firstRow="0" w:lastRow="0" w:firstColumn="0" w:lastColumn="0" w:noHBand="0" w:noVBand="0"/>
       </w:tblPr>
       <w:tblGrid>
-        <w:gridCol w:w="7920"/>
+        <w:gridCol w:w="9576"/>
       </w:tblGrid>
       <w:tr>
         <w:tc>
-          <w:tcPr/>
-          <w:bookmarkStart w:id="29" w:name="fig-sim"/>
+          <w:tcPr>
+            <w:tcW w:w="7920" w:type="dxa"/>
+          </w:tcPr>
           <w:p>
             <w:pPr>
               <w:pStyle w:val="Compact"/>
               <w:jc w:val="center"/>
             </w:pPr>
+            <w:bookmarkStart w:id="5" w:name="fig-sim"/>
             <w:r>
+              <w:rPr>
+                <w:noProof/>
+              </w:rPr>
+              <w:lastRenderedPageBreak/>
               <w:drawing>
-                <wp:inline>
+                <wp:inline distT="0" distB="0" distL="0" distR="0" wp14:anchorId="0593E766" wp14:editId="1620DBC5">
                   <wp:extent cx="5334000" cy="4267200"/>
-                  <wp:effectExtent b="0" l="0" r="0" t="0"/>
-                  <wp:docPr descr="" title="" id="27" name="Picture"/>
-                  <a:graphic>
+                  <wp:effectExtent l="0" t="0" r="0" b="0"/>
+                  <wp:docPr id="27" name="Picture"/>
+                  <wp:cNvGraphicFramePr/>
+                  <a:graphic xmlns:a="http://schemas.openxmlformats.org/drawingml/2006/main">
                     <a:graphicData uri="http://schemas.openxmlformats.org/drawingml/2006/picture">
-                      <pic:pic>
+                      <pic:pic xmlns:pic="http://schemas.openxmlformats.org/drawingml/2006/picture">
                         <pic:nvPicPr>
-                          <pic:cNvPr descr="to_err_is_human_files/figure-docx/fig-sim-1.png" id="28" name="Picture"/>
+                          <pic:cNvPr id="28" name="Picture" descr="to_err_is_human_files/figure-docx/fig-sim-1.png"/>
                           <pic:cNvPicPr>
-                            <a:picLocks noChangeArrowheads="1" noChangeAspect="1"/>
+                            <a:picLocks noChangeAspect="1" noChangeArrowheads="1"/>
                           </pic:cNvPicPr>
                         </pic:nvPicPr>
                         <pic:blipFill>
-                          <a:blip r:embed="rId26"/>
+                          <a:blip r:embed="rId7"/>
                           <a:stretch>
                             <a:fillRect/>
                           </a:stretch>
@@ -301,53 +270,36 @@
           </w:p>
           <w:p>
             <w:pPr>
-              <w:jc w:val="center"/>
-            </w:pPr>
-            <w:pPr>
-              <w:jc w:val="left"/>
+              <w:pStyle w:val="ImageCaption"/>
               <w:spacing w:before="200"/>
-              <w:pStyle w:val="ImageCaption"/>
             </w:pPr>
             <w:r>
-              <w:t xml:space="preserve">Figure 1: The simulated data.</w:t>
+              <w:t>Figure 1: The simulated data.</w:t>
             </w:r>
           </w:p>
-          <w:bookmarkEnd w:id="29"/>
         </w:tc>
+        <w:bookmarkEnd w:id="5"/>
       </w:tr>
-    </w:tbl>
-    <w:tbl>
-      <w:tblPr>
-        <w:tblStyle w:val="Table"/>
-        <w:tblW w:type="pct" w:w="5000"/>
-        <w:tblLayout w:type="fixed"/>
-        <w:tblLook w:firstRow="0" w:lastRow="0" w:firstColumn="0" w:lastColumn="0" w:noHBand="0" w:noVBand="0" w:val="0000"/>
-      </w:tblPr>
-      <w:tblGrid>
-        <w:gridCol w:w="7920"/>
-      </w:tblGrid>
       <w:tr>
         <w:tc>
-          <w:tcPr/>
-          <w:bookmarkStart w:id="30" w:name="tbl-summary"/>
+          <w:tcPr>
+            <w:tcW w:w="7920" w:type="dxa"/>
+          </w:tcPr>
           <w:p>
             <w:pPr>
-              <w:jc w:val="center"/>
+              <w:pStyle w:val="ImageCaption"/>
+              <w:spacing w:before="200"/>
             </w:pPr>
-            <w:pPr>
-              <w:jc w:val="left"/>
-              <w:spacing w:before="200"/>
-              <w:pStyle w:val="ImageCaption"/>
-            </w:pPr>
+            <w:bookmarkStart w:id="6" w:name="tbl-summary"/>
             <w:r>
-              <w:t xml:space="preserve">Table 1: The average number of mistakes and usefulness score for the control and experimental conditions.</w:t>
+              <w:t>Table 1: The average number of mistakes and usefulness score for the control and experimental conditions.</w:t>
             </w:r>
           </w:p>
           <w:tbl>
             <w:tblPr>
               <w:tblStyle w:val="Table"/>
-              <w:tblW w:type="auto" w:w="0"/>
-              <w:tblLook w:firstRow="1" w:lastRow="0" w:firstColumn="0" w:lastColumn="0" w:noHBand="0" w:noVBand="0" w:val="0020"/>
+              <w:tblW w:w="0" w:type="auto"/>
+              <w:tblLook w:val="0020" w:firstRow="1" w:lastRow="0" w:firstColumn="0" w:lastColumn="0" w:noHBand="0" w:noVBand="0"/>
             </w:tblPr>
             <w:tblGrid>
               <w:gridCol w:w="2640"/>
@@ -356,132 +308,142 @@
             </w:tblGrid>
             <w:tr>
               <w:trPr>
-                <w:tblHeader w:val="on"/>
+                <w:cnfStyle w:val="100000000000" w:firstRow="1" w:lastRow="0" w:firstColumn="0" w:lastColumn="0" w:oddVBand="0" w:evenVBand="0" w:oddHBand="0" w:evenHBand="0" w:firstRowFirstColumn="0" w:firstRowLastColumn="0" w:lastRowFirstColumn="0" w:lastRowLastColumn="0"/>
+                <w:tblHeader/>
               </w:trPr>
               <w:tc>
-                <w:tcPr/>
+                <w:tcPr>
+                  <w:tcW w:w="2640" w:type="dxa"/>
+                </w:tcPr>
                 <w:p>
                   <w:pPr>
                     <w:pStyle w:val="Compact"/>
-                    <w:jc w:val="left"/>
                     <w:jc w:val="center"/>
                   </w:pPr>
                   <w:r>
-                    <w:t xml:space="preserve">Condition</w:t>
+                    <w:t>Condition</w:t>
                   </w:r>
                 </w:p>
               </w:tc>
               <w:tc>
-                <w:tcPr/>
+                <w:tcPr>
+                  <w:tcW w:w="2640" w:type="dxa"/>
+                </w:tcPr>
                 <w:p>
                   <w:pPr>
                     <w:pStyle w:val="Compact"/>
-                    <w:jc w:val="right"/>
                     <w:jc w:val="center"/>
                   </w:pPr>
                   <w:r>
-                    <w:t xml:space="preserve">Mistakes</w:t>
+                    <w:t>Mistakes</w:t>
                   </w:r>
                 </w:p>
               </w:tc>
               <w:tc>
-                <w:tcPr/>
+                <w:tcPr>
+                  <w:tcW w:w="2640" w:type="dxa"/>
+                </w:tcPr>
                 <w:p>
                   <w:pPr>
                     <w:pStyle w:val="Compact"/>
-                    <w:jc w:val="right"/>
                     <w:jc w:val="center"/>
                   </w:pPr>
                   <w:r>
-                    <w:t xml:space="preserve">Usefulness</w:t>
+                    <w:t>Usefulness</w:t>
                   </w:r>
                 </w:p>
               </w:tc>
             </w:tr>
             <w:tr>
               <w:tc>
-                <w:tcPr/>
+                <w:tcPr>
+                  <w:tcW w:w="2640" w:type="dxa"/>
+                </w:tcPr>
                 <w:p>
                   <w:pPr>
                     <w:pStyle w:val="Compact"/>
-                    <w:jc w:val="left"/>
                     <w:jc w:val="center"/>
                   </w:pPr>
                   <w:r>
-                    <w:t xml:space="preserve">control</w:t>
+                    <w:t>control</w:t>
                   </w:r>
                 </w:p>
               </w:tc>
               <w:tc>
-                <w:tcPr/>
+                <w:tcPr>
+                  <w:tcW w:w="2640" w:type="dxa"/>
+                </w:tcPr>
                 <w:p>
                   <w:pPr>
                     <w:pStyle w:val="Compact"/>
-                    <w:jc w:val="right"/>
                     <w:jc w:val="center"/>
                   </w:pPr>
                   <w:r>
-                    <w:t xml:space="preserve">10.90</w:t>
+                    <w:t>10.90</w:t>
                   </w:r>
                 </w:p>
               </w:tc>
               <w:tc>
-                <w:tcPr/>
+                <w:tcPr>
+                  <w:tcW w:w="2640" w:type="dxa"/>
+                </w:tcPr>
                 <w:p>
                   <w:pPr>
                     <w:pStyle w:val="Compact"/>
-                    <w:jc w:val="right"/>
                     <w:jc w:val="center"/>
                   </w:pPr>
                   <w:r>
-                    <w:t xml:space="preserve">4.50</w:t>
+                    <w:t>4.50</w:t>
                   </w:r>
                 </w:p>
               </w:tc>
             </w:tr>
             <w:tr>
               <w:tc>
-                <w:tcPr/>
+                <w:tcPr>
+                  <w:tcW w:w="2640" w:type="dxa"/>
+                </w:tcPr>
                 <w:p>
                   <w:pPr>
                     <w:pStyle w:val="Compact"/>
-                    <w:jc w:val="left"/>
                     <w:jc w:val="center"/>
                   </w:pPr>
                   <w:r>
-                    <w:t xml:space="preserve">experimental</w:t>
+                    <w:t>experimental</w:t>
                   </w:r>
                 </w:p>
               </w:tc>
               <w:tc>
-                <w:tcPr/>
+                <w:tcPr>
+                  <w:tcW w:w="2640" w:type="dxa"/>
+                </w:tcPr>
                 <w:p>
                   <w:pPr>
                     <w:pStyle w:val="Compact"/>
-                    <w:jc w:val="right"/>
                     <w:jc w:val="center"/>
                   </w:pPr>
                   <w:r>
-                    <w:t xml:space="preserve">9.12</w:t>
+                    <w:t>9.12</w:t>
                   </w:r>
                 </w:p>
               </w:tc>
               <w:tc>
-                <w:tcPr/>
+                <w:tcPr>
+                  <w:tcW w:w="2640" w:type="dxa"/>
+                </w:tcPr>
                 <w:p>
                   <w:pPr>
                     <w:pStyle w:val="Compact"/>
-                    <w:jc w:val="right"/>
                     <w:jc w:val="center"/>
                   </w:pPr>
                   <w:r>
-                    <w:t xml:space="preserve">5.06</w:t>
+                    <w:t>5.06</w:t>
                   </w:r>
                 </w:p>
               </w:tc>
             </w:tr>
+            <w:bookmarkEnd w:id="6"/>
           </w:tbl>
-          <w:bookmarkEnd w:id="30"/>
           <w:p/>
         </w:tc>
       </w:tr>
@@ -491,62 +453,47 @@
         <w:pStyle w:val="BodyText"/>
       </w:pPr>
       <w:r>
-        <w:t xml:space="preserve">On average researchers in the experimental (app) condition made fewer mistakes (</w:t>
+        <w:t>On average researchers in the experimental (app) condition made fewer mistakes (</w:t>
       </w:r>
       <w:r>
         <w:rPr>
           <w:i/>
           <w:iCs/>
         </w:rPr>
-        <w:t xml:space="preserve">M</w:t>
-      </w:r>
-      <w:r>
-        <w:t xml:space="preserve"> </w:t>
-      </w:r>
-      <w:r>
-        <w:t xml:space="preserve">= 9.12) than researchers in the control (checklist) condition (</w:t>
+        <w:t>M</w:t>
+      </w:r>
+      <w:r>
+        <w:t xml:space="preserve"> = 9.12) than researchers in the control (checklist) condition (</w:t>
       </w:r>
       <w:r>
         <w:rPr>
           <w:i/>
           <w:iCs/>
         </w:rPr>
-        <w:t xml:space="preserve">M</w:t>
-      </w:r>
-      <w:r>
-        <w:t xml:space="preserve"> </w:t>
-      </w:r>
-      <w:r>
-        <w:t xml:space="preserve">= 10.9),</w:t>
-      </w:r>
-      <w:r>
-        <w:t xml:space="preserve"> </w:t>
+        <w:t>M</w:t>
+      </w:r>
+      <w:r>
+        <w:t xml:space="preserve"> = 10.9), </w:t>
       </w:r>
       <w:r>
         <w:rPr>
           <w:i/>
           <w:iCs/>
         </w:rPr>
-        <w:t xml:space="preserve">t</w:t>
-      </w:r>
-      <w:r>
-        <w:t xml:space="preserve">(97.7) = 2.9,</w:t>
-      </w:r>
-      <w:r>
-        <w:t xml:space="preserve"> </w:t>
+        <w:t>t</w:t>
+      </w:r>
+      <w:r>
+        <w:t xml:space="preserve">(97.7) = 2.9, </w:t>
       </w:r>
       <w:r>
         <w:rPr>
           <w:i/>
           <w:iCs/>
         </w:rPr>
-        <w:t xml:space="preserve">p</w:t>
-      </w:r>
-      <w:r>
-        <w:t xml:space="preserve"> </w:t>
-      </w:r>
-      <w:r>
-        <w:t xml:space="preserve">= 0.005, d = 0.59.</w:t>
+        <w:t>p</w:t>
+      </w:r>
+      <w:r>
+        <w:t xml:space="preserve"> = 0.005, d = 0.59.</w:t>
       </w:r>
     </w:p>
     <w:p>
@@ -554,62 +501,47 @@
         <w:pStyle w:val="BodyText"/>
       </w:pPr>
       <w:r>
-        <w:t xml:space="preserve">On average researchers in the experimental condition found the app marginally significantly more useful (</w:t>
+        <w:t>On average researchers in the experimental condition found the app marginally significantly more useful (</w:t>
       </w:r>
       <w:r>
         <w:rPr>
           <w:i/>
           <w:iCs/>
         </w:rPr>
-        <w:t xml:space="preserve">M</w:t>
-      </w:r>
-      <w:r>
-        <w:t xml:space="preserve"> </w:t>
-      </w:r>
-      <w:r>
-        <w:t xml:space="preserve">= 5.06) than researchers in the control condition found the checklist (</w:t>
+        <w:t>M</w:t>
+      </w:r>
+      <w:r>
+        <w:t xml:space="preserve"> = 5.06) than researchers in the control condition found the checklist (</w:t>
       </w:r>
       <w:r>
         <w:rPr>
           <w:i/>
           <w:iCs/>
         </w:rPr>
-        <w:t xml:space="preserve">M</w:t>
-      </w:r>
-      <w:r>
-        <w:t xml:space="preserve"> </w:t>
-      </w:r>
-      <w:r>
-        <w:t xml:space="preserve">= 4.5),</w:t>
-      </w:r>
-      <w:r>
-        <w:t xml:space="preserve"> </w:t>
+        <w:t>M</w:t>
+      </w:r>
+      <w:r>
+        <w:t xml:space="preserve"> = 4.5), </w:t>
       </w:r>
       <w:r>
         <w:rPr>
           <w:i/>
           <w:iCs/>
         </w:rPr>
-        <w:t xml:space="preserve">t</w:t>
-      </w:r>
-      <w:r>
-        <w:t xml:space="preserve">(97.2) = -1.96,</w:t>
-      </w:r>
-      <w:r>
-        <w:t xml:space="preserve"> </w:t>
+        <w:t>t</w:t>
+      </w:r>
+      <w:r>
+        <w:t xml:space="preserve">(97.2) = -1.96, </w:t>
       </w:r>
       <w:r>
         <w:rPr>
           <w:i/>
           <w:iCs/>
         </w:rPr>
-        <w:t xml:space="preserve">p</w:t>
-      </w:r>
-      <w:r>
-        <w:t xml:space="preserve"> </w:t>
-      </w:r>
-      <w:r>
-        <w:t xml:space="preserve">= 0.152.</w:t>
+        <w:t>p</w:t>
+      </w:r>
+      <w:r>
+        <w:t xml:space="preserve"> = 0.152.</w:t>
       </w:r>
     </w:p>
     <w:p>
@@ -617,69 +549,73 @@
         <w:pStyle w:val="BodyText"/>
       </w:pPr>
       <w:r>
-        <w:t xml:space="preserve">There was no effect of experience on the reduction in errors when using the tool (</w:t>
+        <w:t>There was no effect of experience on the reduction in errors when using the tool (</w:t>
       </w:r>
       <w:r>
         <w:rPr>
           <w:i/>
           <w:iCs/>
         </w:rPr>
-        <w:t xml:space="preserve">p</w:t>
-      </w:r>
-      <w:r>
-        <w:t xml:space="preserve"> </w:t>
-      </w:r>
-      <w:r>
-        <w:t xml:space="preserve">&gt; .05), as the correlation was non-significant (</w:t>
+        <w:t>p</w:t>
+      </w:r>
+      <w:r>
+        <w:t xml:space="preserve"> &gt; .05), as the correlation was non-significant (</w:t>
       </w:r>
       <w:hyperlink w:anchor="fig-corr">
         <w:r>
           <w:rPr>
             <w:rStyle w:val="Hyperlink"/>
           </w:rPr>
-          <w:t xml:space="preserve">Figure 2</w:t>
+          <w:t>Figure 2</w:t>
         </w:r>
       </w:hyperlink>
       <w:r>
-        <w:t xml:space="preserve">).</w:t>
+        <w:t>).</w:t>
       </w:r>
     </w:p>
     <w:tbl>
       <w:tblPr>
         <w:tblStyle w:val="Table"/>
-        <w:tblW w:type="pct" w:w="5000"/>
+        <w:tblW w:w="5000" w:type="pct"/>
         <w:tblLayout w:type="fixed"/>
-        <w:tblLook w:firstRow="0" w:lastRow="0" w:firstColumn="0" w:lastColumn="0" w:noHBand="0" w:noVBand="0" w:val="0000"/>
+        <w:tblLook w:val="0000" w:firstRow="0" w:lastRow="0" w:firstColumn="0" w:lastColumn="0" w:noHBand="0" w:noVBand="0"/>
       </w:tblPr>
       <w:tblGrid>
-        <w:gridCol w:w="7920"/>
+        <w:gridCol w:w="9576"/>
       </w:tblGrid>
       <w:tr>
         <w:tc>
-          <w:tcPr/>
-          <w:bookmarkStart w:id="34" w:name="fig-corr"/>
+          <w:tcPr>
+            <w:tcW w:w="7920" w:type="dxa"/>
+          </w:tcPr>
           <w:p>
             <w:pPr>
               <w:pStyle w:val="Compact"/>
               <w:jc w:val="center"/>
             </w:pPr>
+            <w:bookmarkStart w:id="7" w:name="fig-corr"/>
             <w:r>
+              <w:rPr>
+                <w:noProof/>
+              </w:rPr>
+              <w:lastRenderedPageBreak/>
               <w:drawing>
-                <wp:inline>
+                <wp:inline distT="0" distB="0" distL="0" distR="0" wp14:anchorId="059BD263" wp14:editId="45E2CDD2">
                   <wp:extent cx="5334000" cy="4267200"/>
-                  <wp:effectExtent b="0" l="0" r="0" t="0"/>
-                  <wp:docPr descr="" title="" id="32" name="Picture"/>
-                  <a:graphic>
+                  <wp:effectExtent l="0" t="0" r="0" b="0"/>
+                  <wp:docPr id="32" name="Picture"/>
+                  <wp:cNvGraphicFramePr/>
+                  <a:graphic xmlns:a="http://schemas.openxmlformats.org/drawingml/2006/main">
                     <a:graphicData uri="http://schemas.openxmlformats.org/drawingml/2006/picture">
-                      <pic:pic>
+                      <pic:pic xmlns:pic="http://schemas.openxmlformats.org/drawingml/2006/picture">
                         <pic:nvPicPr>
-                          <pic:cNvPr descr="to_err_is_human_files/figure-docx/fig-corr-1.png" id="33" name="Picture"/>
+                          <pic:cNvPr id="33" name="Picture" descr="to_err_is_human_files/figure-docx/fig-corr-1.png"/>
                           <pic:cNvPicPr>
-                            <a:picLocks noChangeArrowheads="1" noChangeAspect="1"/>
+                            <a:picLocks noChangeAspect="1" noChangeArrowheads="1"/>
                           </pic:cNvPicPr>
                         </pic:nvPicPr>
                         <pic:blipFill>
-                          <a:blip r:embed="rId31"/>
+                          <a:blip r:embed="rId8"/>
                           <a:stretch>
                             <a:fillRect/>
                           </a:stretch>
@@ -708,29 +644,25 @@
           </w:p>
           <w:p>
             <w:pPr>
-              <w:jc w:val="center"/>
-            </w:pPr>
-            <w:pPr>
-              <w:jc w:val="left"/>
+              <w:pStyle w:val="ImageCaption"/>
               <w:spacing w:before="200"/>
-              <w:pStyle w:val="ImageCaption"/>
             </w:pPr>
             <w:r>
-              <w:t xml:space="preserve">Figure 2: The effect of experience on the reduction in errors.</w:t>
+              <w:t>Figure 2: The effect of experience on the reduction in errors.</w:t>
             </w:r>
           </w:p>
-          <w:bookmarkEnd w:id="34"/>
         </w:tc>
+        <w:bookmarkEnd w:id="7"/>
       </w:tr>
     </w:tbl>
-    <w:bookmarkEnd w:id="35"/>
-    <w:bookmarkStart w:id="36" w:name="discussion"/>
     <w:p>
       <w:pPr>
         <w:pStyle w:val="Heading2"/>
       </w:pPr>
-      <w:r>
-        <w:t xml:space="preserve">Discussion</w:t>
+      <w:bookmarkStart w:id="8" w:name="discussion"/>
+      <w:bookmarkEnd w:id="4"/>
+      <w:r>
+        <w:t>Discussion</w:t>
       </w:r>
     </w:p>
     <w:p>
@@ -738,17 +670,17 @@
         <w:pStyle w:val="FirstParagraph"/>
       </w:pPr>
       <w:r>
-        <w:t xml:space="preserve">Since our data are simulated for demonstration purposes, of course they confirm our hypotheses. It seems automated tools can help prevent errors by providing researchers with feedback about potential mistakes, and researchers feel the app is useful. We conclude the use of automated checks has potential to reduce the number of mistakes in scientific manuscripts.</w:t>
-      </w:r>
-    </w:p>
-    <w:bookmarkEnd w:id="36"/>
-    <w:bookmarkStart w:id="37" w:name="author-notes"/>
+        <w:t>Since our data are simulated for demonstration purposes, of course they confirm our hypotheses. It seems automated tools can help prevent errors by providing researchers with feedback about potential mistakes, and researchers feel the app is useful. We conclude the use of automated checks has potential to reduce the number of mistakes in scientific manuscripts.</w:t>
+      </w:r>
+    </w:p>
     <w:p>
       <w:pPr>
         <w:pStyle w:val="Heading2"/>
       </w:pPr>
-      <w:r>
-        <w:t xml:space="preserve">Author Notes</w:t>
+      <w:bookmarkStart w:id="9" w:name="author-notes"/>
+      <w:bookmarkEnd w:id="8"/>
+      <w:r>
+        <w:t>Author Notes</w:t>
       </w:r>
     </w:p>
     <w:p>
@@ -756,258 +688,235 @@
         <w:pStyle w:val="FirstParagraph"/>
       </w:pPr>
       <w:r>
-        <w:t xml:space="preserve">The authors declare a conflict of interest. We really want to see this project succeed and help researchers make their papers better.</w:t>
-      </w:r>
-    </w:p>
-    <w:bookmarkEnd w:id="37"/>
-    <w:bookmarkStart w:id="49" w:name="references"/>
+        <w:t>The authors declare a conflict of interest. We really want to see this project succeed and help researchers make their papers better.</w:t>
+      </w:r>
+    </w:p>
     <w:p>
       <w:pPr>
         <w:pStyle w:val="Heading2"/>
       </w:pPr>
-      <w:r>
-        <w:t xml:space="preserve">References</w:t>
-      </w:r>
-    </w:p>
-    <w:bookmarkStart w:id="38" w:name="ref"/>
-    <w:bookmarkEnd w:id="38"/>
-    <w:bookmarkStart w:id="48" w:name="refs"/>
-    <w:bookmarkStart w:id="40" w:name="ref-faux"/>
+      <w:bookmarkStart w:id="10" w:name="references"/>
+      <w:bookmarkEnd w:id="9"/>
+      <w:r>
+        <w:t>References</w:t>
+      </w:r>
+    </w:p>
     <w:p>
       <w:pPr>
         <w:pStyle w:val="Bibliography"/>
       </w:pPr>
-      <w:r>
-        <w:t xml:space="preserve">DeBruine, Lisa. 2025.</w:t>
-      </w:r>
-      <w:r>
-        <w:t xml:space="preserve"> </w:t>
+      <w:bookmarkStart w:id="11" w:name="ref"/>
+      <w:bookmarkStart w:id="12" w:name="ref-faux"/>
+      <w:bookmarkStart w:id="13" w:name="refs"/>
+      <w:bookmarkEnd w:id="11"/>
+      <w:r>
+        <w:t xml:space="preserve">DeBruine, Lisa. 2025. </w:t>
       </w:r>
       <w:r>
         <w:rPr>
           <w:i/>
           <w:iCs/>
         </w:rPr>
-        <w:t xml:space="preserve">Faux: Simulation for Factorial Designs</w:t>
-      </w:r>
-      <w:r>
-        <w:t xml:space="preserve">. Zenodo.</w:t>
-      </w:r>
-      <w:r>
-        <w:t xml:space="preserve"> </w:t>
-      </w:r>
-      <w:hyperlink r:id="rId39">
+        <w:t>Faux: Simulation for Factorial Designs</w:t>
+      </w:r>
+      <w:r>
+        <w:t xml:space="preserve">. Zenodo. </w:t>
+      </w:r>
+      <w:hyperlink r:id="rId9">
         <w:r>
           <w:rPr>
             <w:rStyle w:val="Hyperlink"/>
           </w:rPr>
-          <w:t xml:space="preserve">https://doi.org/10.5281/zenodo.2669586</w:t>
+          <w:t>https://doi.org/</w:t>
+        </w:r>
+        <w:r>
+          <w:rPr>
+            <w:rStyle w:val="Hyperlink"/>
+          </w:rPr>
+          <w:t>10.5281/zenodo.2669586</w:t>
         </w:r>
       </w:hyperlink>
       <w:r>
-        <w:t xml:space="preserve">.</w:t>
-      </w:r>
-    </w:p>
-    <w:bookmarkEnd w:id="40"/>
-    <w:bookmarkStart w:id="42" w:name="ref-EaglyWood1999"/>
+        <w:t>.</w:t>
+      </w:r>
+    </w:p>
     <w:p>
       <w:pPr>
         <w:pStyle w:val="Bibliography"/>
       </w:pPr>
-      <w:r>
-        <w:t xml:space="preserve">Eagly, Alice H., and Wendy Wood. 1999.</w:t>
-      </w:r>
-      <w:r>
-        <w:t xml:space="preserve"> </w:t>
-      </w:r>
-      <w:r>
-        <w:t xml:space="preserve">“The Origins of Sex Differences in Human Behavior: Evolved Dispositions Versus Social Roles.”</w:t>
-      </w:r>
-      <w:r>
-        <w:t xml:space="preserve"> </w:t>
+      <w:bookmarkStart w:id="14" w:name="ref-EaglyWood1999"/>
+      <w:bookmarkEnd w:id="12"/>
+      <w:r>
+        <w:lastRenderedPageBreak/>
+        <w:t xml:space="preserve">Eagly, Alice H., and Wendy Wood. 1999. “The Origins of Sex Differences in Human Behavior: Evolved Dispositions Versus Social Roles.” </w:t>
       </w:r>
       <w:r>
         <w:rPr>
           <w:i/>
           <w:iCs/>
         </w:rPr>
-        <w:t xml:space="preserve">American Psychologist</w:t>
-      </w:r>
-      <w:r>
-        <w:t xml:space="preserve"> </w:t>
-      </w:r>
-      <w:r>
-        <w:t xml:space="preserve">54 (6): 408–23.</w:t>
-      </w:r>
-      <w:r>
-        <w:t xml:space="preserve"> </w:t>
-      </w:r>
-      <w:hyperlink r:id="rId41">
+        <w:t>American Psychologist</w:t>
+      </w:r>
+      <w:r>
+        <w:t xml:space="preserve"> 54 (6): 408–23. </w:t>
+      </w:r>
+      <w:hyperlink r:id="rId10">
         <w:r>
           <w:rPr>
             <w:rStyle w:val="Hyperlink"/>
           </w:rPr>
-          <w:t xml:space="preserve">https://doi.org/10.1037/0003-066x.54.6.408</w:t>
+          <w:t>https://doi.org/10.1037/0003-066x.54.6.408</w:t>
         </w:r>
       </w:hyperlink>
       <w:r>
-        <w:t xml:space="preserve">.</w:t>
-      </w:r>
-    </w:p>
-    <w:bookmarkEnd w:id="42"/>
-    <w:bookmarkStart w:id="44" w:name="ref-GinoWiltermuth2014"/>
+        <w:t>.</w:t>
+      </w:r>
+    </w:p>
     <w:p>
       <w:pPr>
         <w:pStyle w:val="Bibliography"/>
       </w:pPr>
-      <w:r>
-        <w:t xml:space="preserve">Gino, Francesca, and Scott S. Wiltermuth. 2014.</w:t>
-      </w:r>
-      <w:r>
-        <w:t xml:space="preserve"> </w:t>
-      </w:r>
-      <w:r>
-        <w:t xml:space="preserve">“Evil Genius? How Dishonesty Can Lead to Greater Creativity.”</w:t>
-      </w:r>
-      <w:r>
-        <w:t xml:space="preserve"> </w:t>
+      <w:bookmarkStart w:id="15" w:name="ref-GinoWiltermuth2014"/>
+      <w:bookmarkEnd w:id="14"/>
+      <w:r>
+        <w:t xml:space="preserve">Gino, Francesca, and Scott S. Wiltermuth. 2014. “Evil Genius? How Dishonesty Can Lead to Greater Creativity.” </w:t>
       </w:r>
       <w:r>
         <w:rPr>
           <w:i/>
           <w:iCs/>
         </w:rPr>
-        <w:t xml:space="preserve">Psychological Science</w:t>
-      </w:r>
-      <w:r>
-        <w:t xml:space="preserve"> </w:t>
-      </w:r>
-      <w:r>
-        <w:t xml:space="preserve">25 (4): 973–81.</w:t>
-      </w:r>
-      <w:r>
-        <w:t xml:space="preserve"> </w:t>
-      </w:r>
-      <w:hyperlink r:id="rId43">
+        <w:t>Psychological Science</w:t>
+      </w:r>
+      <w:r>
+        <w:t xml:space="preserve"> 25 (4): 973–81. </w:t>
+      </w:r>
+      <w:hyperlink r:id="rId11">
         <w:r>
           <w:rPr>
             <w:rStyle w:val="Hyperlink"/>
           </w:rPr>
-          <w:t xml:space="preserve">https://doi.org/10.1177/0956797614520714</w:t>
+          <w:t>https://doi.org/10.1177/0956797614520714</w:t>
         </w:r>
       </w:hyperlink>
       <w:r>
-        <w:t xml:space="preserve">.</w:t>
-      </w:r>
-    </w:p>
-    <w:bookmarkEnd w:id="44"/>
-    <w:bookmarkStart w:id="45" w:name="ref-Lakens2018"/>
+        <w:t>.</w:t>
+      </w:r>
+    </w:p>
     <w:p>
       <w:pPr>
         <w:pStyle w:val="Bibliography"/>
       </w:pPr>
-      <w:r>
-        <w:t xml:space="preserve">Lakens, Daniël. 2018.</w:t>
-      </w:r>
-      <w:r>
-        <w:t xml:space="preserve"> </w:t>
-      </w:r>
-      <w:r>
-        <w:t xml:space="preserve">“Equivalence Testing for Psychological Research.”</w:t>
-      </w:r>
-      <w:r>
-        <w:t xml:space="preserve"> </w:t>
+      <w:bookmarkStart w:id="16" w:name="ref-Lakens2018"/>
+      <w:bookmarkEnd w:id="15"/>
+      <w:r>
+        <w:t xml:space="preserve">Lakens, Daniël. 2018. “Equivalence Testing for Psychological Research.” </w:t>
       </w:r>
       <w:r>
         <w:rPr>
           <w:i/>
           <w:iCs/>
         </w:rPr>
-        <w:t xml:space="preserve">Advances in Methods and Practices in Psychological Science</w:t>
-      </w:r>
-      <w:r>
-        <w:t xml:space="preserve"> </w:t>
-      </w:r>
-      <w:r>
-        <w:t xml:space="preserve">1: 259–70.</w:t>
-      </w:r>
-    </w:p>
-    <w:bookmarkEnd w:id="45"/>
-    <w:bookmarkStart w:id="47" w:name="ref-Smith2021"/>
+        <w:t>Advances in Methods and Practices in Psychological Science</w:t>
+      </w:r>
+      <w:r>
+        <w:t xml:space="preserve"> 1: 259–70.</w:t>
+      </w:r>
+    </w:p>
     <w:p>
       <w:pPr>
         <w:pStyle w:val="Bibliography"/>
       </w:pPr>
-      <w:r>
-        <w:t xml:space="preserve">Smith, F. 2021.</w:t>
-      </w:r>
-      <w:r>
-        <w:t xml:space="preserve"> </w:t>
-      </w:r>
-      <w:r>
-        <w:t xml:space="preserve">“Human Error Is a Symptom of a Poor Design.”</w:t>
-      </w:r>
-      <w:r>
-        <w:t xml:space="preserve"> </w:t>
+      <w:bookmarkStart w:id="17" w:name="ref-Smith2021"/>
+      <w:bookmarkEnd w:id="16"/>
+      <w:r>
+        <w:t xml:space="preserve">Smith, F. 2021. “Human Error Is a Symptom of a Poor Design.” </w:t>
       </w:r>
       <w:r>
         <w:rPr>
           <w:i/>
           <w:iCs/>
         </w:rPr>
-        <w:t xml:space="preserve">Journal of Journals</w:t>
-      </w:r>
-      <w:r>
-        <w:t xml:space="preserve">.</w:t>
-      </w:r>
-      <w:r>
-        <w:t xml:space="preserve"> </w:t>
-      </w:r>
-      <w:hyperlink r:id="rId46">
+        <w:t>Journal of Journals</w:t>
+      </w:r>
+      <w:r>
+        <w:t xml:space="preserve">. </w:t>
+      </w:r>
+      <w:hyperlink r:id="rId12">
         <w:r>
           <w:rPr>
             <w:rStyle w:val="Hyperlink"/>
           </w:rPr>
-          <w:t xml:space="preserve">https://doi.org/10.0000/0123456789</w:t>
+          <w:t>https://doi.org/10.0000/0123456789</w:t>
         </w:r>
       </w:hyperlink>
       <w:r>
-        <w:t xml:space="preserve">.</w:t>
-      </w:r>
-    </w:p>
-    <w:bookmarkEnd w:id="47"/>
-    <w:bookmarkEnd w:id="48"/>
-    <w:bookmarkEnd w:id="49"/>
+        <w:t>.</w:t>
+      </w:r>
+      <w:bookmarkEnd w:id="10"/>
+      <w:bookmarkEnd w:id="13"/>
+      <w:bookmarkEnd w:id="17"/>
+    </w:p>
     <w:sectPr>
       <w:footnotePr>
         <w:numRestart w:val="eachSect"/>
       </w:footnotePr>
+      <w:pgSz w:w="12240" w:h="15840"/>
+      <w:pgMar w:top="1440" w:right="1440" w:bottom="1440" w:left="1440" w:header="720" w:footer="720" w:gutter="0"/>
+      <w:cols w:space="720"/>
     </w:sectPr>
   </w:body>
 </w:document>
 </file>
 
-<file path=word/comments.xml><?xml version="1.0" encoding="utf-8"?>
-<w:comments xmlns:w="http://schemas.openxmlformats.org/wordprocessingml/2006/main" xmlns:m="http://schemas.openxmlformats.org/officeDocument/2006/math" xmlns:r="http://schemas.openxmlformats.org/officeDocument/2006/relationships" xmlns:o="urn:schemas-microsoft-com:office:office" xmlns:v="urn:schemas-microsoft-com:vml" xmlns:w10="urn:schemas-microsoft-com:office:word" xmlns:a="http://schemas.openxmlformats.org/drawingml/2006/main" xmlns:pic="http://schemas.openxmlformats.org/drawingml/2006/picture" xmlns:wp="http://schemas.openxmlformats.org/drawingml/2006/wordprocessingDrawing"/>
+<file path=word/endnotes.xml><?xml version="1.0" encoding="utf-8"?>
+<w:endnotes xmlns:wpc="http://schemas.microsoft.com/office/word/2010/wordprocessingCanvas" xmlns:cx="http://schemas.microsoft.com/office/drawing/2014/chartex" xmlns:cx1="http://schemas.microsoft.com/office/drawing/2015/9/8/chartex" xmlns:cx2="http://schemas.microsoft.com/office/drawing/2015/10/21/chartex" xmlns:cx3="http://schemas.microsoft.com/office/drawing/2016/5/9/chartex" xmlns:cx4="http://schemas.microsoft.com/office/drawing/2016/5/10/chartex" xmlns:cx5="http://schemas.microsoft.com/office/drawing/2016/5/11/chartex" xmlns:cx6="http://schemas.microsoft.com/office/drawing/2016/5/12/chartex" xmlns:cx7="http://schemas.microsoft.com/office/drawing/2016/5/13/chartex" xmlns:cx8="http://schemas.microsoft.com/office/drawing/2016/5/14/chartex" xmlns:mc="http://schemas.openxmlformats.org/markup-compatibility/2006" xmlns:aink="http://schemas.microsoft.com/office/drawing/2016/ink" xmlns:am3d="http://schemas.microsoft.com/office/drawing/2017/model3d" xmlns:o="urn:schemas-microsoft-com:office:office" xmlns:oel="http://schemas.microsoft.com/office/2019/extlst" xmlns:r="http://schemas.openxmlformats.org/officeDocument/2006/relationships" xmlns:m="http://schemas.openxmlformats.org/officeDocument/2006/math" xmlns:v="urn:schemas-microsoft-com:vml" xmlns:wp14="http://schemas.microsoft.com/office/word/2010/wordprocessingDrawing" xmlns:wp="http://schemas.openxmlformats.org/drawingml/2006/wordprocessingDrawing" xmlns:w10="urn:schemas-microsoft-com:office:word" xmlns:w="http://schemas.openxmlformats.org/wordprocessingml/2006/main" xmlns:w14="http://schemas.microsoft.com/office/word/2010/wordml" xmlns:w15="http://schemas.microsoft.com/office/word/2012/wordml" xmlns:w16cex="http://schemas.microsoft.com/office/word/2018/wordml/cex" xmlns:w16cid="http://schemas.microsoft.com/office/word/2016/wordml/cid" xmlns:w16="http://schemas.microsoft.com/office/word/2018/wordml" xmlns:w16du="http://schemas.microsoft.com/office/word/2023/wordml/word16du" xmlns:w16sdtdh="http://schemas.microsoft.com/office/word/2020/wordml/sdtdatahash" xmlns:w16sdtfl="http://schemas.microsoft.com/office/word/2024/wordml/sdtformatlock" xmlns:w16se="http://schemas.microsoft.com/office/word/2015/wordml/symex" xmlns:wpg="http://schemas.microsoft.com/office/word/2010/wordprocessingGroup" xmlns:wpi="http://schemas.microsoft.com/office/word/2010/wordprocessingInk" xmlns:wne="http://schemas.microsoft.com/office/word/2006/wordml" xmlns:wps="http://schemas.microsoft.com/office/word/2010/wordprocessingShape" mc:Ignorable="w14 w15 w16se w16cid w16 w16cex w16sdtdh w16sdtfl w16du wp14">
+  <w:endnote w:type="separator" w:id="-1">
+    <w:p>
+      <w:pPr>
+        <w:spacing w:after="0"/>
+      </w:pPr>
+      <w:r>
+        <w:separator/>
+      </w:r>
+    </w:p>
+  </w:endnote>
+  <w:endnote w:type="continuationSeparator" w:id="0">
+    <w:p>
+      <w:pPr>
+        <w:spacing w:after="0"/>
+      </w:pPr>
+      <w:r>
+        <w:continuationSeparator/>
+      </w:r>
+    </w:p>
+  </w:endnote>
+</w:endnotes>
 </file>
 
 <file path=word/footnotes.xml><?xml version="1.0" encoding="utf-8"?>
-<w:footnotes xmlns:w="http://schemas.openxmlformats.org/wordprocessingml/2006/main" xmlns:m="http://schemas.openxmlformats.org/officeDocument/2006/math" xmlns:r="http://schemas.openxmlformats.org/officeDocument/2006/relationships" xmlns:o="urn:schemas-microsoft-com:office:office" xmlns:v="urn:schemas-microsoft-com:vml" xmlns:w10="urn:schemas-microsoft-com:office:word" xmlns:a="http://schemas.openxmlformats.org/drawingml/2006/main" xmlns:pic="http://schemas.openxmlformats.org/drawingml/2006/picture" xmlns:wp="http://schemas.openxmlformats.org/drawingml/2006/wordprocessingDrawing">
+<w:footnotes xmlns:wpc="http://schemas.microsoft.com/office/word/2010/wordprocessingCanvas" xmlns:cx="http://schemas.microsoft.com/office/drawing/2014/chartex" xmlns:cx1="http://schemas.microsoft.com/office/drawing/2015/9/8/chartex" xmlns:cx2="http://schemas.microsoft.com/office/drawing/2015/10/21/chartex" xmlns:cx3="http://schemas.microsoft.com/office/drawing/2016/5/9/chartex" xmlns:cx4="http://schemas.microsoft.com/office/drawing/2016/5/10/chartex" xmlns:cx5="http://schemas.microsoft.com/office/drawing/2016/5/11/chartex" xmlns:cx6="http://schemas.microsoft.com/office/drawing/2016/5/12/chartex" xmlns:cx7="http://schemas.microsoft.com/office/drawing/2016/5/13/chartex" xmlns:cx8="http://schemas.microsoft.com/office/drawing/2016/5/14/chartex" xmlns:mc="http://schemas.openxmlformats.org/markup-compatibility/2006" xmlns:aink="http://schemas.microsoft.com/office/drawing/2016/ink" xmlns:am3d="http://schemas.microsoft.com/office/drawing/2017/model3d" xmlns:o="urn:schemas-microsoft-com:office:office" xmlns:oel="http://schemas.microsoft.com/office/2019/extlst" xmlns:r="http://schemas.openxmlformats.org/officeDocument/2006/relationships" xmlns:m="http://schemas.openxmlformats.org/officeDocument/2006/math" xmlns:v="urn:schemas-microsoft-com:vml" xmlns:wp14="http://schemas.microsoft.com/office/word/2010/wordprocessingDrawing" xmlns:wp="http://schemas.openxmlformats.org/drawingml/2006/wordprocessingDrawing" xmlns:w10="urn:schemas-microsoft-com:office:word" xmlns:w="http://schemas.openxmlformats.org/wordprocessingml/2006/main" xmlns:w14="http://schemas.microsoft.com/office/word/2010/wordml" xmlns:w15="http://schemas.microsoft.com/office/word/2012/wordml" xmlns:w16cex="http://schemas.microsoft.com/office/word/2018/wordml/cex" xmlns:w16cid="http://schemas.microsoft.com/office/word/2016/wordml/cid" xmlns:w16="http://schemas.microsoft.com/office/word/2018/wordml" xmlns:w16du="http://schemas.microsoft.com/office/word/2023/wordml/word16du" xmlns:w16sdtdh="http://schemas.microsoft.com/office/word/2020/wordml/sdtdatahash" xmlns:w16sdtfl="http://schemas.microsoft.com/office/word/2024/wordml/sdtformatlock" xmlns:w16se="http://schemas.microsoft.com/office/word/2015/wordml/symex" xmlns:wpg="http://schemas.microsoft.com/office/word/2010/wordprocessingGroup" xmlns:wpi="http://schemas.microsoft.com/office/word/2010/wordprocessingInk" xmlns:wne="http://schemas.microsoft.com/office/word/2006/wordml" xmlns:wps="http://schemas.microsoft.com/office/word/2010/wordprocessingShape" mc:Ignorable="w14 w15 w16se w16cid w16 w16cex w16sdtdh w16sdtfl w16du wp14">
+  <w:footnote w:type="separator" w:id="-1">
+    <w:p>
+      <w:pPr>
+        <w:spacing w:after="0"/>
+      </w:pPr>
+      <w:r>
+        <w:separator/>
+      </w:r>
+    </w:p>
+  </w:footnote>
   <w:footnote w:type="continuationSeparator" w:id="0">
     <w:p>
+      <w:pPr>
+        <w:spacing w:after="0"/>
+      </w:pPr>
       <w:r>
         <w:continuationSeparator/>
       </w:r>
     </w:p>
   </w:footnote>
-  <w:footnote w:type="separator" w:id="-1">
-    <w:p>
-      <w:r>
-        <w:separator/>
-      </w:r>
-    </w:p>
-  </w:footnote>
-  <w:footnote w:id="20">
+  <w:footnote w:id="1">
     <w:p>
       <w:pPr>
         <w:pStyle w:val="FootnoteText"/>
@@ -1019,14 +928,11 @@
         <w:footnoteRef/>
       </w:r>
       <w:r>
-        <w:t xml:space="preserve"> </w:t>
-      </w:r>
-      <w:r>
-        <w:t xml:space="preserve">Remember, this is a demo and none of this is real.</w:t>
+        <w:t xml:space="preserve"> Remember, this is a demo and none of this is real.</w:t>
       </w:r>
     </w:p>
   </w:footnote>
-  <w:footnote w:id="23">
+  <w:footnote w:id="2">
     <w:p>
       <w:pPr>
         <w:pStyle w:val="FootnoteText"/>
@@ -1038,10 +944,7 @@
         <w:footnoteRef/>
       </w:r>
       <w:r>
-        <w:t xml:space="preserve"> </w:t>
-      </w:r>
-      <w:r>
-        <w:t xml:space="preserve">The code we used for this analysis is as follows.</w:t>
+        <w:t xml:space="preserve"> The code we used for this analysis is as follows.</w:t>
       </w:r>
     </w:p>
     <w:p>
@@ -1052,7 +955,7 @@
         <w:rPr>
           <w:rStyle w:val="VerbatimChar"/>
         </w:rPr>
-        <w:t xml:space="preserve">pwr::pwr.t.test(n = 50, power = 0.8, alternative = "greater")</w:t>
+        <w:t>pwr::pwr.t.test(n = 50, power = 0.8, alternative = "greater")</w:t>
       </w:r>
     </w:p>
   </w:footnote>
@@ -1060,10 +963,11 @@
 </file>
 
 <file path=word/numbering.xml><?xml version="1.0" encoding="utf-8"?>
-<w:numbering xmlns:w="http://schemas.openxmlformats.org/wordprocessingml/2006/main">
-  <w:abstractNum w:abstractNumId="990">
+<w:numbering xmlns:wpc="http://schemas.microsoft.com/office/word/2010/wordprocessingCanvas" xmlns:cx="http://schemas.microsoft.com/office/drawing/2014/chartex" xmlns:cx1="http://schemas.microsoft.com/office/drawing/2015/9/8/chartex" xmlns:cx2="http://schemas.microsoft.com/office/drawing/2015/10/21/chartex" xmlns:cx3="http://schemas.microsoft.com/office/drawing/2016/5/9/chartex" xmlns:cx4="http://schemas.microsoft.com/office/drawing/2016/5/10/chartex" xmlns:cx5="http://schemas.microsoft.com/office/drawing/2016/5/11/chartex" xmlns:cx6="http://schemas.microsoft.com/office/drawing/2016/5/12/chartex" xmlns:cx7="http://schemas.microsoft.com/office/drawing/2016/5/13/chartex" xmlns:cx8="http://schemas.microsoft.com/office/drawing/2016/5/14/chartex" xmlns:mc="http://schemas.openxmlformats.org/markup-compatibility/2006" xmlns:aink="http://schemas.microsoft.com/office/drawing/2016/ink" xmlns:am3d="http://schemas.microsoft.com/office/drawing/2017/model3d" xmlns:o="urn:schemas-microsoft-com:office:office" xmlns:oel="http://schemas.microsoft.com/office/2019/extlst" xmlns:r="http://schemas.openxmlformats.org/officeDocument/2006/relationships" xmlns:m="http://schemas.openxmlformats.org/officeDocument/2006/math" xmlns:v="urn:schemas-microsoft-com:vml" xmlns:wp14="http://schemas.microsoft.com/office/word/2010/wordprocessingDrawing" xmlns:wp="http://schemas.openxmlformats.org/drawingml/2006/wordprocessingDrawing" xmlns:w10="urn:schemas-microsoft-com:office:word" xmlns:w="http://schemas.openxmlformats.org/wordprocessingml/2006/main" xmlns:w14="http://schemas.microsoft.com/office/word/2010/wordml" xmlns:w15="http://schemas.microsoft.com/office/word/2012/wordml" xmlns:w16cex="http://schemas.microsoft.com/office/word/2018/wordml/cex" xmlns:w16cid="http://schemas.microsoft.com/office/word/2016/wordml/cid" xmlns:w16="http://schemas.microsoft.com/office/word/2018/wordml" xmlns:w16du="http://schemas.microsoft.com/office/word/2023/wordml/word16du" xmlns:w16sdtdh="http://schemas.microsoft.com/office/word/2020/wordml/sdtdatahash" xmlns:w16sdtfl="http://schemas.microsoft.com/office/word/2024/wordml/sdtformatlock" xmlns:w16se="http://schemas.microsoft.com/office/word/2015/wordml/symex" xmlns:wpg="http://schemas.microsoft.com/office/word/2010/wordprocessingGroup" xmlns:wpi="http://schemas.microsoft.com/office/word/2010/wordprocessingInk" xmlns:wne="http://schemas.microsoft.com/office/word/2006/wordml" xmlns:wps="http://schemas.microsoft.com/office/word/2010/wordprocessingShape" mc:Ignorable="w14 w15 w16se w16cid w16 w16cex w16sdtdh w16sdtfl w16du wp14">
+  <w:abstractNum w:abstractNumId="0" w15:restartNumberingAfterBreak="0">
     <w:nsid w:val="0000A990"/>
     <w:multiLevelType w:val="multilevel"/>
+    <w:tmpl w:val="2A94F60A"/>
     <w:lvl w:ilvl="0">
       <w:numFmt w:val="bullet"/>
       <w:lvlText w:val=" "/>
@@ -1137,21 +1041,21 @@
       </w:pPr>
     </w:lvl>
   </w:abstractNum>
-  <w:num w:numId="1000">
-    <w:abstractNumId w:val="990"/>
+  <w:num w:numId="1" w16cid:durableId="1379935659">
+    <w:abstractNumId w:val="0"/>
   </w:num>
 </w:numbering>
 </file>
 
 <file path=word/styles.xml><?xml version="1.0" encoding="utf-8"?>
-<w:styles xmlns:r="http://schemas.openxmlformats.org/officeDocument/2006/relationships" xmlns:w="http://schemas.openxmlformats.org/wordprocessingml/2006/main">
+<w:styles xmlns:mc="http://schemas.openxmlformats.org/markup-compatibility/2006" xmlns:r="http://schemas.openxmlformats.org/officeDocument/2006/relationships" xmlns:w="http://schemas.openxmlformats.org/wordprocessingml/2006/main" xmlns:w14="http://schemas.microsoft.com/office/word/2010/wordml" xmlns:w15="http://schemas.microsoft.com/office/word/2012/wordml" xmlns:w16cex="http://schemas.microsoft.com/office/word/2018/wordml/cex" xmlns:w16cid="http://schemas.microsoft.com/office/word/2016/wordml/cid" xmlns:w16="http://schemas.microsoft.com/office/word/2018/wordml" xmlns:w16du="http://schemas.microsoft.com/office/word/2023/wordml/word16du" xmlns:w16sdtdh="http://schemas.microsoft.com/office/word/2020/wordml/sdtdatahash" xmlns:w16sdtfl="http://schemas.microsoft.com/office/word/2024/wordml/sdtformatlock" xmlns:w16se="http://schemas.microsoft.com/office/word/2015/wordml/symex" mc:Ignorable="w14 w15 w16se w16cid w16 w16cex w16sdtdh w16sdtfl w16du">
   <w:docDefaults>
     <w:rPrDefault>
       <w:rPr>
-        <w:rFonts w:asciiTheme="minorHAnsi" w:cstheme="minorBidi" w:eastAsiaTheme="minorHAnsi" w:hAnsiTheme="minorHAnsi"/>
+        <w:rFonts w:asciiTheme="minorHAnsi" w:eastAsiaTheme="minorHAnsi" w:hAnsiTheme="minorHAnsi" w:cstheme="minorBidi"/>
         <w:sz w:val="24"/>
         <w:szCs w:val="24"/>
-        <w:lang w:bidi="ar-SA" w:eastAsia="en-US" w:val="en-US"/>
+        <w:lang w:val="en-US" w:eastAsia="en-US" w:bidi="ar-SA"/>
       </w:rPr>
     </w:rPrDefault>
     <w:pPrDefault>
@@ -1160,168 +1064,255 @@
       </w:pPr>
     </w:pPrDefault>
   </w:docDefaults>
-  <w:latentStyles w:count="276" w:defLockedState="0" w:defQFormat="0" w:defSemiHidden="0" w:defUIPriority="0" w:defUnhideWhenUsed="0"/>
-  <w:style w:default="1" w:styleId="Normal" w:type="paragraph">
+  <w:latentStyles w:defLockedState="0" w:defUIPriority="0" w:defSemiHidden="0" w:defUnhideWhenUsed="0" w:defQFormat="0" w:count="376">
+    <w:lsdException w:name="Normal Table" w:semiHidden="1" w:unhideWhenUsed="1"/>
+    <w:lsdException w:name="Table Simple 1" w:semiHidden="1" w:unhideWhenUsed="1"/>
+    <w:lsdException w:name="Table Simple 2" w:semiHidden="1" w:unhideWhenUsed="1"/>
+    <w:lsdException w:name="Table Simple 3" w:semiHidden="1" w:unhideWhenUsed="1"/>
+    <w:lsdException w:name="Table Classic 1" w:semiHidden="1" w:unhideWhenUsed="1"/>
+    <w:lsdException w:name="Table Classic 2" w:semiHidden="1" w:unhideWhenUsed="1"/>
+    <w:lsdException w:name="Table Classic 3" w:semiHidden="1" w:unhideWhenUsed="1"/>
+    <w:lsdException w:name="Table Classic 4" w:semiHidden="1" w:unhideWhenUsed="1"/>
+    <w:lsdException w:name="Table Colorful 1" w:semiHidden="1" w:unhideWhenUsed="1"/>
+    <w:lsdException w:name="Table Colorful 2" w:semiHidden="1" w:unhideWhenUsed="1"/>
+    <w:lsdException w:name="Table Colorful 3" w:semiHidden="1" w:unhideWhenUsed="1"/>
+    <w:lsdException w:name="Table Columns 1" w:semiHidden="1" w:unhideWhenUsed="1"/>
+    <w:lsdException w:name="Table Columns 2" w:semiHidden="1" w:unhideWhenUsed="1"/>
+    <w:lsdException w:name="Table Columns 3" w:semiHidden="1" w:unhideWhenUsed="1"/>
+    <w:lsdException w:name="Table Columns 4" w:semiHidden="1" w:unhideWhenUsed="1"/>
+    <w:lsdException w:name="Table Columns 5" w:semiHidden="1" w:unhideWhenUsed="1"/>
+    <w:lsdException w:name="Table Grid 1" w:semiHidden="1" w:unhideWhenUsed="1"/>
+    <w:lsdException w:name="Table Grid 2" w:semiHidden="1" w:unhideWhenUsed="1"/>
+    <w:lsdException w:name="Table Grid 3" w:semiHidden="1" w:unhideWhenUsed="1"/>
+    <w:lsdException w:name="Table Grid 4" w:semiHidden="1" w:unhideWhenUsed="1"/>
+    <w:lsdException w:name="Table Grid 5" w:semiHidden="1" w:unhideWhenUsed="1"/>
+    <w:lsdException w:name="Table Grid 6" w:semiHidden="1" w:unhideWhenUsed="1"/>
+    <w:lsdException w:name="Table Grid 7" w:semiHidden="1" w:unhideWhenUsed="1"/>
+    <w:lsdException w:name="Table Grid 8" w:semiHidden="1" w:unhideWhenUsed="1"/>
+    <w:lsdException w:name="Table List 1" w:semiHidden="1" w:unhideWhenUsed="1"/>
+    <w:lsdException w:name="Table List 2" w:semiHidden="1" w:unhideWhenUsed="1"/>
+    <w:lsdException w:name="Table List 3" w:semiHidden="1" w:unhideWhenUsed="1"/>
+    <w:lsdException w:name="Table List 4" w:semiHidden="1" w:unhideWhenUsed="1"/>
+    <w:lsdException w:name="Table List 5" w:semiHidden="1" w:unhideWhenUsed="1"/>
+    <w:lsdException w:name="Table List 6" w:semiHidden="1" w:unhideWhenUsed="1"/>
+    <w:lsdException w:name="Table List 7" w:semiHidden="1" w:unhideWhenUsed="1"/>
+    <w:lsdException w:name="Table List 8" w:semiHidden="1" w:unhideWhenUsed="1"/>
+    <w:lsdException w:name="Table 3D effects 1" w:semiHidden="1" w:unhideWhenUsed="1"/>
+    <w:lsdException w:name="Table 3D effects 2" w:semiHidden="1" w:unhideWhenUsed="1"/>
+    <w:lsdException w:name="Table 3D effects 3" w:semiHidden="1" w:unhideWhenUsed="1"/>
+    <w:lsdException w:name="Table Contemporary" w:semiHidden="1" w:unhideWhenUsed="1"/>
+    <w:lsdException w:name="Table Elegant" w:semiHidden="1" w:unhideWhenUsed="1"/>
+    <w:lsdException w:name="Table Professional" w:semiHidden="1" w:unhideWhenUsed="1"/>
+    <w:lsdException w:name="Table Subtle 1" w:semiHidden="1" w:unhideWhenUsed="1"/>
+    <w:lsdException w:name="Table Subtle 2" w:semiHidden="1" w:unhideWhenUsed="1"/>
+    <w:lsdException w:name="Table Web 1" w:semiHidden="1" w:unhideWhenUsed="1"/>
+    <w:lsdException w:name="Table Web 2" w:semiHidden="1" w:unhideWhenUsed="1"/>
+    <w:lsdException w:name="Table Web 3" w:semiHidden="1" w:unhideWhenUsed="1"/>
+    <w:lsdException w:name="Table Theme" w:semiHidden="1" w:unhideWhenUsed="1"/>
+    <w:lsdException w:name="Light Shading"/>
+    <w:lsdException w:name="Light List"/>
+    <w:lsdException w:name="Light Grid"/>
+    <w:lsdException w:name="Medium Shading 1"/>
+    <w:lsdException w:name="Medium Shading 2"/>
+    <w:lsdException w:name="Medium List 1"/>
+    <w:lsdException w:name="Medium List 2"/>
+    <w:lsdException w:name="Medium Grid 1"/>
+    <w:lsdException w:name="Medium Grid 2"/>
+    <w:lsdException w:name="Medium Grid 3"/>
+    <w:lsdException w:name="Dark List"/>
+    <w:lsdException w:name="Colorful Shading"/>
+    <w:lsdException w:name="Colorful List"/>
+    <w:lsdException w:name="Colorful Grid"/>
+    <w:lsdException w:name="Light Shading Accent 1"/>
+    <w:lsdException w:name="Light List Accent 1"/>
+    <w:lsdException w:name="Light Grid Accent 1"/>
+    <w:lsdException w:name="Medium Shading 1 Accent 1"/>
+    <w:lsdException w:name="Medium Shading 2 Accent 1"/>
+    <w:lsdException w:name="Medium List 1 Accent 1"/>
+    <w:lsdException w:name="Medium List 2 Accent 1"/>
+    <w:lsdException w:name="Medium Grid 1 Accent 1"/>
+    <w:lsdException w:name="Medium Grid 2 Accent 1"/>
+    <w:lsdException w:name="Medium Grid 3 Accent 1"/>
+    <w:lsdException w:name="Dark List Accent 1"/>
+    <w:lsdException w:name="Colorful Shading Accent 1"/>
+    <w:lsdException w:name="Colorful List Accent 1"/>
+    <w:lsdException w:name="Colorful Grid Accent 1"/>
+    <w:lsdException w:name="Light Shading Accent 2"/>
+    <w:lsdException w:name="Light List Accent 2"/>
+    <w:lsdException w:name="Light Grid Accent 2"/>
+    <w:lsdException w:name="Medium Shading 1 Accent 2"/>
+    <w:lsdException w:name="Medium Shading 2 Accent 2"/>
+    <w:lsdException w:name="Medium List 1 Accent 2"/>
+    <w:lsdException w:name="Medium List 2 Accent 2"/>
+    <w:lsdException w:name="Medium Grid 1 Accent 2"/>
+    <w:lsdException w:name="Medium Grid 2 Accent 2"/>
+    <w:lsdException w:name="Medium Grid 3 Accent 2"/>
+    <w:lsdException w:name="Dark List Accent 2"/>
+    <w:lsdException w:name="Colorful Shading Accent 2"/>
+    <w:lsdException w:name="Colorful List Accent 2"/>
+    <w:lsdException w:name="Colorful Grid Accent 2"/>
+    <w:lsdException w:name="Light Shading Accent 3"/>
+    <w:lsdException w:name="Light List Accent 3"/>
+    <w:lsdException w:name="Light Grid Accent 3"/>
+    <w:lsdException w:name="Medium Shading 1 Accent 3"/>
+    <w:lsdException w:name="Medium Shading 2 Accent 3"/>
+    <w:lsdException w:name="Medium List 1 Accent 3"/>
+    <w:lsdException w:name="Medium List 2 Accent 3"/>
+    <w:lsdException w:name="Medium Grid 1 Accent 3"/>
+    <w:lsdException w:name="Medium Grid 2 Accent 3"/>
+    <w:lsdException w:name="Medium Grid 3 Accent 3"/>
+    <w:lsdException w:name="Dark List Accent 3"/>
+    <w:lsdException w:name="Colorful Shading Accent 3"/>
+    <w:lsdException w:name="Colorful List Accent 3"/>
+    <w:lsdException w:name="Colorful Grid Accent 3"/>
+    <w:lsdException w:name="Light Shading Accent 4"/>
+    <w:lsdException w:name="Light List Accent 4"/>
+    <w:lsdException w:name="Light Grid Accent 4"/>
+    <w:lsdException w:name="Medium Shading 1 Accent 4"/>
+    <w:lsdException w:name="Medium Shading 2 Accent 4"/>
+    <w:lsdException w:name="Medium List 1 Accent 4"/>
+    <w:lsdException w:name="Medium List 2 Accent 4"/>
+    <w:lsdException w:name="Medium Grid 1 Accent 4"/>
+    <w:lsdException w:name="Medium Grid 2 Accent 4"/>
+    <w:lsdException w:name="Medium Grid 3 Accent 4"/>
+    <w:lsdException w:name="Dark List Accent 4"/>
+    <w:lsdException w:name="Colorful Shading Accent 4"/>
+    <w:lsdException w:name="Colorful List Accent 4"/>
+    <w:lsdException w:name="Colorful Grid Accent 4"/>
+    <w:lsdException w:name="Light Shading Accent 5"/>
+    <w:lsdException w:name="Light List Accent 5"/>
+    <w:lsdException w:name="Light Grid Accent 5"/>
+    <w:lsdException w:name="Medium Shading 1 Accent 5"/>
+    <w:lsdException w:name="Medium Shading 2 Accent 5"/>
+    <w:lsdException w:name="Medium List 1 Accent 5"/>
+    <w:lsdException w:name="Medium List 2 Accent 5"/>
+    <w:lsdException w:name="Medium Grid 1 Accent 5"/>
+    <w:lsdException w:name="Medium Grid 2 Accent 5"/>
+    <w:lsdException w:name="Medium Grid 3 Accent 5"/>
+    <w:lsdException w:name="Dark List Accent 5"/>
+    <w:lsdException w:name="Colorful Shading Accent 5"/>
+    <w:lsdException w:name="Colorful List Accent 5"/>
+    <w:lsdException w:name="Colorful Grid Accent 5"/>
+    <w:lsdException w:name="Light Shading Accent 6"/>
+    <w:lsdException w:name="Light List Accent 6"/>
+    <w:lsdException w:name="Light Grid Accent 6"/>
+    <w:lsdException w:name="Medium Shading 1 Accent 6"/>
+    <w:lsdException w:name="Medium Shading 2 Accent 6"/>
+    <w:lsdException w:name="Medium List 1 Accent 6"/>
+    <w:lsdException w:name="Medium List 2 Accent 6"/>
+    <w:lsdException w:name="Medium Grid 1 Accent 6"/>
+    <w:lsdException w:name="Medium Grid 2 Accent 6"/>
+    <w:lsdException w:name="Medium Grid 3 Accent 6"/>
+    <w:lsdException w:name="Dark List Accent 6"/>
+    <w:lsdException w:name="Colorful Shading Accent 6"/>
+    <w:lsdException w:name="Colorful List Accent 6"/>
+    <w:lsdException w:name="Colorful Grid Accent 6"/>
+    <w:lsdException w:name="Grid Table 4" w:uiPriority="49"/>
+    <w:lsdException w:name="Grid Table 5 Dark" w:uiPriority="50"/>
+    <w:lsdException w:name="Grid Table 6 Colorful" w:uiPriority="51"/>
+    <w:lsdException w:name="Grid Table 7 Colorful" w:uiPriority="52"/>
+    <w:lsdException w:name="Grid Table 1 Light Accent 1" w:uiPriority="46"/>
+    <w:lsdException w:name="Grid Table 2 Accent 1" w:uiPriority="47"/>
+    <w:lsdException w:name="Grid Table 3 Accent 1" w:uiPriority="48"/>
+    <w:lsdException w:name="Grid Table 4 Accent 1" w:uiPriority="49"/>
+    <w:lsdException w:name="Grid Table 5 Dark Accent 1" w:uiPriority="50"/>
+    <w:lsdException w:name="Grid Table 6 Colorful Accent 1" w:uiPriority="51"/>
+    <w:lsdException w:name="Grid Table 7 Colorful Accent 1" w:uiPriority="52"/>
+    <w:lsdException w:name="Grid Table 1 Light Accent 2" w:uiPriority="46"/>
+    <w:lsdException w:name="Grid Table 2 Accent 2" w:uiPriority="47"/>
+    <w:lsdException w:name="Grid Table 3 Accent 2" w:uiPriority="48"/>
+    <w:lsdException w:name="Grid Table 4 Accent 2" w:uiPriority="49"/>
+    <w:lsdException w:name="Grid Table 5 Dark Accent 2" w:uiPriority="50"/>
+    <w:lsdException w:name="Grid Table 6 Colorful Accent 2" w:uiPriority="51"/>
+    <w:lsdException w:name="Grid Table 7 Colorful Accent 2" w:uiPriority="52"/>
+    <w:lsdException w:name="Grid Table 1 Light Accent 3" w:uiPriority="46"/>
+    <w:lsdException w:name="Grid Table 2 Accent 3" w:uiPriority="47"/>
+    <w:lsdException w:name="Grid Table 3 Accent 3" w:uiPriority="48"/>
+    <w:lsdException w:name="Grid Table 4 Accent 3" w:uiPriority="49"/>
+    <w:lsdException w:name="Grid Table 5 Dark Accent 3" w:uiPriority="50"/>
+    <w:lsdException w:name="Grid Table 6 Colorful Accent 3" w:uiPriority="51"/>
+    <w:lsdException w:name="Grid Table 7 Colorful Accent 3" w:uiPriority="52"/>
+    <w:lsdException w:name="Grid Table 1 Light Accent 4" w:uiPriority="46"/>
+    <w:lsdException w:name="Grid Table 2 Accent 4" w:uiPriority="47"/>
+    <w:lsdException w:name="Grid Table 3 Accent 4" w:uiPriority="48"/>
+    <w:lsdException w:name="Grid Table 4 Accent 4" w:uiPriority="49"/>
+    <w:lsdException w:name="Grid Table 5 Dark Accent 4" w:uiPriority="50"/>
+    <w:lsdException w:name="Grid Table 6 Colorful Accent 4" w:uiPriority="51"/>
+    <w:lsdException w:name="Grid Table 7 Colorful Accent 4" w:uiPriority="52"/>
+    <w:lsdException w:name="Grid Table 1 Light Accent 5" w:uiPriority="46"/>
+    <w:lsdException w:name="Grid Table 2 Accent 5" w:uiPriority="47"/>
+    <w:lsdException w:name="Grid Table 3 Accent 5" w:uiPriority="48"/>
+    <w:lsdException w:name="Grid Table 4 Accent 5" w:uiPriority="49"/>
+    <w:lsdException w:name="Grid Table 5 Dark Accent 5" w:uiPriority="50"/>
+    <w:lsdException w:name="Grid Table 6 Colorful Accent 5" w:uiPriority="51"/>
+    <w:lsdException w:name="Grid Table 7 Colorful Accent 5" w:uiPriority="52"/>
+    <w:lsdException w:name="Grid Table 1 Light Accent 6" w:uiPriority="46"/>
+    <w:lsdException w:name="Grid Table 2 Accent 6" w:uiPriority="47"/>
+    <w:lsdException w:name="Grid Table 3 Accent 6" w:uiPriority="48"/>
+    <w:lsdException w:name="Grid Table 4 Accent 6" w:uiPriority="49"/>
+    <w:lsdException w:name="Grid Table 5 Dark Accent 6" w:uiPriority="50"/>
+    <w:lsdException w:name="Grid Table 6 Colorful Accent 6" w:uiPriority="51"/>
+    <w:lsdException w:name="Grid Table 7 Colorful Accent 6" w:uiPriority="52"/>
+    <w:lsdException w:name="List Table 1 Light" w:uiPriority="46"/>
+    <w:lsdException w:name="List Table 2" w:uiPriority="47"/>
+    <w:lsdException w:name="List Table 3" w:uiPriority="48"/>
+    <w:lsdException w:name="List Table 4" w:uiPriority="49"/>
+    <w:lsdException w:name="List Table 5 Dark" w:uiPriority="50"/>
+    <w:lsdException w:name="List Table 6 Colorful" w:uiPriority="51"/>
+    <w:lsdException w:name="List Table 7 Colorful" w:uiPriority="52"/>
+    <w:lsdException w:name="List Table 1 Light Accent 1" w:uiPriority="46"/>
+    <w:lsdException w:name="List Table 2 Accent 1" w:uiPriority="47"/>
+    <w:lsdException w:name="List Table 3 Accent 1" w:uiPriority="48"/>
+    <w:lsdException w:name="List Table 4 Accent 1" w:uiPriority="49"/>
+    <w:lsdException w:name="List Table 5 Dark Accent 1" w:uiPriority="50"/>
+    <w:lsdException w:name="List Table 6 Colorful Accent 1" w:uiPriority="51"/>
+    <w:lsdException w:name="List Table 7 Colorful Accent 1" w:uiPriority="52"/>
+    <w:lsdException w:name="List Table 1 Light Accent 2" w:uiPriority="46"/>
+    <w:lsdException w:name="List Table 2 Accent 2" w:uiPriority="47"/>
+    <w:lsdException w:name="List Table 3 Accent 2" w:uiPriority="48"/>
+    <w:lsdException w:name="List Table 4 Accent 2" w:uiPriority="49"/>
+    <w:lsdException w:name="List Table 5 Dark Accent 2" w:uiPriority="50"/>
+    <w:lsdException w:name="List Table 6 Colorful Accent 2" w:uiPriority="51"/>
+    <w:lsdException w:name="List Table 7 Colorful Accent 2" w:uiPriority="52"/>
+    <w:lsdException w:name="List Table 1 Light Accent 3" w:uiPriority="46"/>
+    <w:lsdException w:name="List Table 2 Accent 3" w:uiPriority="47"/>
+    <w:lsdException w:name="List Table 3 Accent 3" w:uiPriority="48"/>
+    <w:lsdException w:name="List Table 4 Accent 3" w:uiPriority="49"/>
+    <w:lsdException w:name="List Table 5 Dark Accent 3" w:uiPriority="50"/>
+    <w:lsdException w:name="List Table 6 Colorful Accent 3" w:uiPriority="51"/>
+    <w:lsdException w:name="List Table 7 Colorful Accent 3" w:uiPriority="52"/>
+    <w:lsdException w:name="List Table 1 Light Accent 4" w:uiPriority="46"/>
+    <w:lsdException w:name="List Table 2 Accent 4" w:uiPriority="47"/>
+    <w:lsdException w:name="List Table 3 Accent 4" w:uiPriority="48"/>
+    <w:lsdException w:name="List Table 4 Accent 4" w:uiPriority="49"/>
+    <w:lsdException w:name="List Table 5 Dark Accent 4" w:uiPriority="50"/>
+    <w:lsdException w:name="List Table 6 Colorful Accent 4" w:uiPriority="51"/>
+    <w:lsdException w:name="List Table 7 Colorful Accent 4" w:uiPriority="52"/>
+    <w:lsdException w:name="List Table 1 Light Accent 5" w:uiPriority="46"/>
+    <w:lsdException w:name="List Table 2 Accent 5" w:uiPriority="47"/>
+    <w:lsdException w:name="List Table 3 Accent 5" w:uiPriority="48"/>
+    <w:lsdException w:name="List Table 4 Accent 5" w:uiPriority="49"/>
+    <w:lsdException w:name="List Table 5 Dark Accent 5" w:uiPriority="50"/>
+    <w:lsdException w:name="List Table 6 Colorful Accent 5" w:uiPriority="51"/>
+    <w:lsdException w:name="List Table 7 Colorful Accent 5" w:uiPriority="52"/>
+    <w:lsdException w:name="List Table 1 Light Accent 6" w:uiPriority="46"/>
+    <w:lsdException w:name="List Table 2 Accent 6" w:uiPriority="47"/>
+    <w:lsdException w:name="List Table 3 Accent 6" w:uiPriority="48"/>
+    <w:lsdException w:name="List Table 4 Accent 6" w:uiPriority="49"/>
+    <w:lsdException w:name="List Table 5 Dark Accent 6" w:uiPriority="50"/>
+    <w:lsdException w:name="List Table 6 Colorful Accent 6" w:uiPriority="51"/>
+    <w:lsdException w:name="List Table 7 Colorful Accent 6" w:uiPriority="52"/>
+    <w:lsdException w:name="Mention" w:semiHidden="1" w:uiPriority="99" w:unhideWhenUsed="1"/>
+    <w:lsdException w:name="Smart Hyperlink" w:semiHidden="1" w:uiPriority="99" w:unhideWhenUsed="1"/>
+    <w:lsdException w:name="Hashtag" w:semiHidden="1" w:uiPriority="99" w:unhideWhenUsed="1"/>
+    <w:lsdException w:name="Unresolved Mention" w:semiHidden="1" w:uiPriority="99" w:unhideWhenUsed="1"/>
+    <w:lsdException w:name="Smart Link" w:semiHidden="1" w:uiPriority="99" w:unhideWhenUsed="1"/>
+  </w:latentStyles>
+  <w:style w:type="paragraph" w:default="1" w:styleId="Normal">
     <w:name w:val="Normal"/>
     <w:qFormat/>
   </w:style>
-  <w:style w:styleId="BodyText" w:type="paragraph">
-    <w:name w:val="Body Text"/>
-    <w:basedOn w:val="Normal"/>
-    <w:link w:val="BodyTextChar"/>
-    <w:qFormat/>
-    <w:pPr>
-      <w:spacing w:after="180" w:before="180"/>
-    </w:pPr>
-  </w:style>
-  <w:style w:customStyle="1" w:styleId="FirstParagraph" w:type="paragraph">
-    <w:name w:val="First Paragraph"/>
-    <w:basedOn w:val="BodyText"/>
-    <w:next w:val="BodyText"/>
-    <w:qFormat/>
-  </w:style>
-  <w:style w:customStyle="1" w:styleId="Compact" w:type="paragraph">
-    <w:name w:val="Compact"/>
-    <w:basedOn w:val="BodyText"/>
-    <w:qFormat/>
-    <w:pPr>
-      <w:spacing w:after="36" w:before="36"/>
-    </w:pPr>
-  </w:style>
-  <w:style w:styleId="Title" w:type="paragraph">
-    <w:name w:val="Title"/>
-    <w:basedOn w:val="Normal"/>
-    <w:next w:val="BodyText"/>
-    <w:link w:val="TitleChar"/>
-    <w:uiPriority w:val="10"/>
-    <w:qFormat/>
-    <w:rsid w:val="00A10FD9"/>
-    <w:pPr>
-      <w:spacing w:after="80" w:line="240" w:lineRule="auto"/>
-      <w:contextualSpacing/>
-      <w:jc w:val="center"/>
-    </w:pPr>
-    <w:rPr>
-      <w:rFonts w:asciiTheme="majorHAnsi" w:cstheme="majorBidi" w:eastAsiaTheme="majorEastAsia" w:hAnsiTheme="majorHAnsi"/>
-      <w:sz w:val="56"/>
-      <w:szCs w:val="56"/>
-    </w:rPr>
-  </w:style>
-  <w:style w:customStyle="1" w:styleId="TitleChar" w:type="character">
-    <w:name w:val="Title Char"/>
-    <w:basedOn w:val="DefaultParagraphFont"/>
-    <w:link w:val="Title"/>
-    <w:uiPriority w:val="10"/>
-    <w:rsid w:val="00A10FD9"/>
-    <w:rPr>
-      <w:rFonts w:asciiTheme="majorHAnsi" w:cstheme="majorBidi" w:eastAsiaTheme="majorEastAsia" w:hAnsiTheme="majorHAnsi"/>
-      <w:sz w:val="56"/>
-      <w:szCs w:val="56"/>
-    </w:rPr>
-  </w:style>
-  <w:style w:styleId="Subtitle" w:type="paragraph">
-    <w:name w:val="Subtitle"/>
-    <w:basedOn w:val="Title"/>
-    <w:next w:val="BodyText"/>
-    <w:link w:val="SubtitleChar"/>
-    <w:uiPriority w:val="11"/>
-    <w:qFormat/>
-    <w:rsid w:val="00A10FD9"/>
-    <w:pPr>
-      <w:numPr>
-        <w:ilvl w:val="1"/>
-      </w:numPr>
-    </w:pPr>
-    <w:rPr>
-      <w:rFonts w:cstheme="majorBidi" w:eastAsiaTheme="majorEastAsia"/>
-      <w:spacing w:val="15"/>
-      <w:sz w:val="28"/>
-      <w:szCs w:val="28"/>
-    </w:rPr>
-  </w:style>
-  <w:style w:customStyle="1" w:styleId="SubtitleChar" w:type="character">
-    <w:name w:val="Subtitle Char"/>
-    <w:basedOn w:val="DefaultParagraphFont"/>
-    <w:link w:val="Subtitle"/>
-    <w:uiPriority w:val="11"/>
-    <w:rsid w:val="00A10FD9"/>
-    <w:rPr>
-      <w:rFonts w:cstheme="majorBidi" w:eastAsiaTheme="majorEastAsia"/>
-      <w:color w:themeColor="text1" w:themeTint="A6" w:val="595959"/>
-      <w:spacing w:val="15"/>
-      <w:sz w:val="28"/>
-      <w:szCs w:val="28"/>
-    </w:rPr>
-  </w:style>
-  <w:style w:customStyle="1" w:styleId="Author" w:type="paragraph">
-    <w:name w:val="Author"/>
-    <w:basedOn w:val="Title"/>
-    <w:next w:val="BodyText"/>
-    <w:qFormat/>
-    <w:pPr>
-      <w:keepNext/>
-      <w:keepLines/>
-    </w:pPr>
-    <w:rPr>
-      <w:sz w:val="24"/>
-      <w:szCs w:val="24"/>
-    </w:rPr>
-  </w:style>
-  <w:style w:styleId="Date" w:type="paragraph">
-    <w:name w:val="Date"/>
-    <w:basedOn w:val="Title"/>
-    <w:next w:val="BodyText"/>
-    <w:qFormat/>
-    <w:pPr>
-      <w:keepNext/>
-      <w:keepLines/>
-    </w:pPr>
-    <w:rPr>
-      <w:sz w:val="24"/>
-      <w:szCs w:val="24"/>
-    </w:rPr>
-  </w:style>
-  <w:style w:customStyle="1" w:styleId="AbstractTitle" w:type="paragraph">
-    <w:name w:val="Abstract Title"/>
-    <w:basedOn w:val="Normal"/>
-    <w:next w:val="Abstract"/>
-    <w:qFormat/>
-    <w:pPr>
-      <w:keepNext/>
-      <w:keepLines/>
-      <w:spacing w:after="0" w:before="300"/>
-      <w:jc w:val="center"/>
-    </w:pPr>
-    <w:rPr>
-      <w:b/>
-      <w:sz w:val="20"/>
-      <w:szCs w:val="20"/>
-    </w:rPr>
-  </w:style>
-  <w:style w:customStyle="1" w:styleId="Abstract" w:type="paragraph">
-    <w:name w:val="Abstract"/>
-    <w:basedOn w:val="Normal"/>
-    <w:next w:val="BodyText"/>
-    <w:qFormat/>
-    <w:pPr>
-      <w:keepNext/>
-      <w:keepLines/>
-      <w:spacing w:after="300" w:before="100"/>
-    </w:pPr>
-    <w:rPr>
-      <w:sz w:val="20"/>
-      <w:szCs w:val="20"/>
-    </w:rPr>
-  </w:style>
-  <w:style w:styleId="Bibliography" w:type="paragraph">
-    <w:name w:val="Bibliography"/>
-    <w:basedOn w:val="Normal"/>
-    <w:next w:val="Bibliography"/>
-    <w:qFormat/>
-    <w:pPr/>
-    <w:rPr/>
-  </w:style>
-  <w:style w:styleId="Heading1" w:type="paragraph">
+  <w:style w:type="paragraph" w:styleId="Heading1">
     <w:name w:val="heading 1"/>
     <w:basedOn w:val="Normal"/>
     <w:next w:val="BodyText"/>
@@ -1332,17 +1323,17 @@
     <w:pPr>
       <w:keepNext/>
       <w:keepLines/>
-      <w:spacing w:after="80" w:before="360"/>
+      <w:spacing w:before="360" w:after="80"/>
       <w:outlineLvl w:val="0"/>
     </w:pPr>
     <w:rPr>
-      <w:rFonts w:asciiTheme="majorHAnsi" w:cstheme="majorBidi" w:eastAsiaTheme="majorEastAsia" w:hAnsiTheme="majorHAnsi"/>
-      <w:color w:themeColor="accent1" w:themeShade="BF" w:val="0F4761"/>
+      <w:rFonts w:asciiTheme="majorHAnsi" w:eastAsiaTheme="majorEastAsia" w:hAnsiTheme="majorHAnsi" w:cstheme="majorBidi"/>
+      <w:color w:val="0F4761" w:themeColor="accent1" w:themeShade="BF"/>
       <w:sz w:val="40"/>
       <w:szCs w:val="40"/>
     </w:rPr>
   </w:style>
-  <w:style w:styleId="Heading2" w:type="paragraph">
+  <w:style w:type="paragraph" w:styleId="Heading2">
     <w:name w:val="heading 2"/>
     <w:basedOn w:val="Normal"/>
     <w:next w:val="BodyText"/>
@@ -1355,17 +1346,17 @@
     <w:pPr>
       <w:keepNext/>
       <w:keepLines/>
-      <w:spacing w:after="80" w:before="160"/>
+      <w:spacing w:before="160" w:after="80"/>
       <w:outlineLvl w:val="1"/>
     </w:pPr>
     <w:rPr>
-      <w:rFonts w:asciiTheme="majorHAnsi" w:cstheme="majorBidi" w:eastAsiaTheme="majorEastAsia" w:hAnsiTheme="majorHAnsi"/>
-      <w:color w:themeColor="accent1" w:themeShade="BF" w:val="0F4761"/>
+      <w:rFonts w:asciiTheme="majorHAnsi" w:eastAsiaTheme="majorEastAsia" w:hAnsiTheme="majorHAnsi" w:cstheme="majorBidi"/>
+      <w:color w:val="0F4761" w:themeColor="accent1" w:themeShade="BF"/>
       <w:sz w:val="32"/>
       <w:szCs w:val="32"/>
     </w:rPr>
   </w:style>
-  <w:style w:styleId="Heading3" w:type="paragraph">
+  <w:style w:type="paragraph" w:styleId="Heading3">
     <w:name w:val="heading 3"/>
     <w:basedOn w:val="Normal"/>
     <w:next w:val="BodyText"/>
@@ -1378,17 +1369,17 @@
     <w:pPr>
       <w:keepNext/>
       <w:keepLines/>
-      <w:spacing w:after="80" w:before="160"/>
+      <w:spacing w:before="160" w:after="80"/>
       <w:outlineLvl w:val="2"/>
     </w:pPr>
     <w:rPr>
-      <w:rFonts w:cstheme="majorBidi" w:eastAsiaTheme="majorEastAsia"/>
-      <w:color w:themeColor="accent1" w:themeShade="BF" w:val="0F4761"/>
+      <w:rFonts w:eastAsiaTheme="majorEastAsia" w:cstheme="majorBidi"/>
+      <w:color w:val="0F4761" w:themeColor="accent1" w:themeShade="BF"/>
       <w:sz w:val="28"/>
       <w:szCs w:val="28"/>
     </w:rPr>
   </w:style>
-  <w:style w:styleId="Heading4" w:type="paragraph">
+  <w:style w:type="paragraph" w:styleId="Heading4">
     <w:name w:val="heading 4"/>
     <w:basedOn w:val="Normal"/>
     <w:next w:val="BodyText"/>
@@ -1401,17 +1392,17 @@
     <w:pPr>
       <w:keepNext/>
       <w:keepLines/>
-      <w:spacing w:after="40" w:before="80"/>
+      <w:spacing w:before="80" w:after="40"/>
       <w:outlineLvl w:val="3"/>
     </w:pPr>
     <w:rPr>
-      <w:rFonts w:cstheme="majorBidi" w:eastAsiaTheme="majorEastAsia"/>
+      <w:rFonts w:eastAsiaTheme="majorEastAsia" w:cstheme="majorBidi"/>
       <w:i/>
       <w:iCs/>
-      <w:color w:themeColor="accent1" w:themeShade="BF" w:val="0F4761"/>
-    </w:rPr>
-  </w:style>
-  <w:style w:styleId="Heading5" w:type="paragraph">
+      <w:color w:val="0F4761" w:themeColor="accent1" w:themeShade="BF"/>
+    </w:rPr>
+  </w:style>
+  <w:style w:type="paragraph" w:styleId="Heading5">
     <w:name w:val="heading 5"/>
     <w:basedOn w:val="Normal"/>
     <w:next w:val="BodyText"/>
@@ -1424,15 +1415,15 @@
     <w:pPr>
       <w:keepNext/>
       <w:keepLines/>
-      <w:spacing w:after="40" w:before="80"/>
+      <w:spacing w:before="80" w:after="40"/>
       <w:outlineLvl w:val="4"/>
     </w:pPr>
     <w:rPr>
-      <w:rFonts w:cstheme="majorBidi" w:eastAsiaTheme="majorEastAsia"/>
-      <w:color w:themeColor="accent1" w:themeShade="BF" w:val="0F4761"/>
-    </w:rPr>
-  </w:style>
-  <w:style w:styleId="Heading6" w:type="paragraph">
+      <w:rFonts w:eastAsiaTheme="majorEastAsia" w:cstheme="majorBidi"/>
+      <w:color w:val="0F4761" w:themeColor="accent1" w:themeShade="BF"/>
+    </w:rPr>
+  </w:style>
+  <w:style w:type="paragraph" w:styleId="Heading6">
     <w:name w:val="heading 6"/>
     <w:basedOn w:val="Normal"/>
     <w:next w:val="BodyText"/>
@@ -1445,17 +1436,17 @@
     <w:pPr>
       <w:keepNext/>
       <w:keepLines/>
-      <w:spacing w:after="0" w:before="40"/>
+      <w:spacing w:before="40" w:after="0"/>
       <w:outlineLvl w:val="5"/>
     </w:pPr>
     <w:rPr>
-      <w:rFonts w:cstheme="majorBidi" w:eastAsiaTheme="majorEastAsia"/>
+      <w:rFonts w:eastAsiaTheme="majorEastAsia" w:cstheme="majorBidi"/>
       <w:i/>
       <w:iCs/>
-      <w:color w:themeColor="text1" w:themeTint="A6" w:val="595959"/>
-    </w:rPr>
-  </w:style>
-  <w:style w:styleId="Heading7" w:type="paragraph">
+      <w:color w:val="595959" w:themeColor="text1" w:themeTint="A6"/>
+    </w:rPr>
+  </w:style>
+  <w:style w:type="paragraph" w:styleId="Heading7">
     <w:name w:val="heading 7"/>
     <w:basedOn w:val="Normal"/>
     <w:next w:val="BodyText"/>
@@ -1468,15 +1459,15 @@
     <w:pPr>
       <w:keepNext/>
       <w:keepLines/>
-      <w:spacing w:after="0" w:before="40"/>
+      <w:spacing w:before="40" w:after="0"/>
       <w:outlineLvl w:val="6"/>
     </w:pPr>
     <w:rPr>
-      <w:rFonts w:cstheme="majorBidi" w:eastAsiaTheme="majorEastAsia"/>
-      <w:color w:themeColor="text1" w:themeTint="A6" w:val="595959"/>
-    </w:rPr>
-  </w:style>
-  <w:style w:styleId="Heading8" w:type="paragraph">
+      <w:rFonts w:eastAsiaTheme="majorEastAsia" w:cstheme="majorBidi"/>
+      <w:color w:val="595959" w:themeColor="text1" w:themeTint="A6"/>
+    </w:rPr>
+  </w:style>
+  <w:style w:type="paragraph" w:styleId="Heading8">
     <w:name w:val="heading 8"/>
     <w:basedOn w:val="Normal"/>
     <w:next w:val="BodyText"/>
@@ -1493,13 +1484,13 @@
       <w:outlineLvl w:val="7"/>
     </w:pPr>
     <w:rPr>
-      <w:rFonts w:cstheme="majorBidi" w:eastAsiaTheme="majorEastAsia"/>
+      <w:rFonts w:eastAsiaTheme="majorEastAsia" w:cstheme="majorBidi"/>
       <w:i/>
       <w:iCs/>
-      <w:color w:themeColor="text1" w:themeTint="D8" w:val="272727"/>
-    </w:rPr>
-  </w:style>
-  <w:style w:styleId="Heading9" w:type="paragraph">
+      <w:color w:val="272727" w:themeColor="text1" w:themeTint="D8"/>
+    </w:rPr>
+  </w:style>
+  <w:style w:type="paragraph" w:styleId="Heading9">
     <w:name w:val="heading 9"/>
     <w:basedOn w:val="Normal"/>
     <w:next w:val="BodyText"/>
@@ -1516,24 +1507,202 @@
       <w:outlineLvl w:val="8"/>
     </w:pPr>
     <w:rPr>
-      <w:rFonts w:cstheme="majorBidi" w:eastAsiaTheme="majorEastAsia"/>
-      <w:color w:themeColor="text1" w:themeTint="D8" w:val="272727"/>
-    </w:rPr>
-  </w:style>
-  <w:style w:customStyle="1" w:styleId="Heading1Char" w:type="character">
+      <w:rFonts w:eastAsiaTheme="majorEastAsia" w:cstheme="majorBidi"/>
+      <w:color w:val="272727" w:themeColor="text1" w:themeTint="D8"/>
+    </w:rPr>
+  </w:style>
+  <w:style w:type="character" w:default="1" w:styleId="DefaultParagraphFont">
+    <w:name w:val="Default Paragraph Font"/>
+    <w:uiPriority w:val="1"/>
+    <w:semiHidden/>
+    <w:unhideWhenUsed/>
+  </w:style>
+  <w:style w:type="table" w:default="1" w:styleId="TableNormal">
+    <w:name w:val="Normal Table"/>
+    <w:uiPriority w:val="99"/>
+    <w:semiHidden/>
+    <w:unhideWhenUsed/>
+    <w:tblPr>
+      <w:tblInd w:w="0" w:type="dxa"/>
+      <w:tblCellMar>
+        <w:top w:w="0" w:type="dxa"/>
+        <w:left w:w="108" w:type="dxa"/>
+        <w:bottom w:w="0" w:type="dxa"/>
+        <w:right w:w="108" w:type="dxa"/>
+      </w:tblCellMar>
+    </w:tblPr>
+  </w:style>
+  <w:style w:type="numbering" w:default="1" w:styleId="NoList">
+    <w:name w:val="No List"/>
+    <w:uiPriority w:val="99"/>
+    <w:semiHidden/>
+    <w:unhideWhenUsed/>
+  </w:style>
+  <w:style w:type="paragraph" w:styleId="BodyText">
+    <w:name w:val="Body Text"/>
+    <w:basedOn w:val="Normal"/>
+    <w:qFormat/>
+    <w:pPr>
+      <w:spacing w:before="180" w:after="180"/>
+    </w:pPr>
+  </w:style>
+  <w:style w:type="paragraph" w:customStyle="1" w:styleId="FirstParagraph">
+    <w:name w:val="First Paragraph"/>
+    <w:basedOn w:val="BodyText"/>
+    <w:next w:val="BodyText"/>
+    <w:qFormat/>
+  </w:style>
+  <w:style w:type="paragraph" w:customStyle="1" w:styleId="Compact">
+    <w:name w:val="Compact"/>
+    <w:basedOn w:val="BodyText"/>
+    <w:qFormat/>
+    <w:pPr>
+      <w:spacing w:before="36" w:after="36"/>
+    </w:pPr>
+  </w:style>
+  <w:style w:type="paragraph" w:styleId="Title">
+    <w:name w:val="Title"/>
+    <w:basedOn w:val="Normal"/>
+    <w:next w:val="BodyText"/>
+    <w:link w:val="TitleChar"/>
+    <w:uiPriority w:val="10"/>
+    <w:qFormat/>
+    <w:rsid w:val="00A10FD9"/>
+    <w:pPr>
+      <w:spacing w:after="80"/>
+      <w:contextualSpacing/>
+      <w:jc w:val="center"/>
+    </w:pPr>
+    <w:rPr>
+      <w:rFonts w:asciiTheme="majorHAnsi" w:eastAsiaTheme="majorEastAsia" w:hAnsiTheme="majorHAnsi" w:cstheme="majorBidi"/>
+      <w:sz w:val="56"/>
+      <w:szCs w:val="56"/>
+    </w:rPr>
+  </w:style>
+  <w:style w:type="character" w:customStyle="1" w:styleId="TitleChar">
+    <w:name w:val="Title Char"/>
+    <w:basedOn w:val="DefaultParagraphFont"/>
+    <w:link w:val="Title"/>
+    <w:uiPriority w:val="10"/>
+    <w:rsid w:val="00A10FD9"/>
+    <w:rPr>
+      <w:rFonts w:asciiTheme="majorHAnsi" w:eastAsiaTheme="majorEastAsia" w:hAnsiTheme="majorHAnsi" w:cstheme="majorBidi"/>
+      <w:sz w:val="56"/>
+      <w:szCs w:val="56"/>
+    </w:rPr>
+  </w:style>
+  <w:style w:type="paragraph" w:styleId="Subtitle">
+    <w:name w:val="Subtitle"/>
+    <w:basedOn w:val="Title"/>
+    <w:next w:val="BodyText"/>
+    <w:link w:val="SubtitleChar"/>
+    <w:uiPriority w:val="11"/>
+    <w:qFormat/>
+    <w:rsid w:val="00A10FD9"/>
+    <w:pPr>
+      <w:numPr>
+        <w:ilvl w:val="1"/>
+      </w:numPr>
+    </w:pPr>
+    <w:rPr>
+      <w:spacing w:val="15"/>
+      <w:sz w:val="28"/>
+      <w:szCs w:val="28"/>
+    </w:rPr>
+  </w:style>
+  <w:style w:type="character" w:customStyle="1" w:styleId="SubtitleChar">
+    <w:name w:val="Subtitle Char"/>
+    <w:basedOn w:val="DefaultParagraphFont"/>
+    <w:link w:val="Subtitle"/>
+    <w:uiPriority w:val="11"/>
+    <w:rsid w:val="00A10FD9"/>
+    <w:rPr>
+      <w:rFonts w:eastAsiaTheme="majorEastAsia" w:cstheme="majorBidi"/>
+      <w:color w:val="595959" w:themeColor="text1" w:themeTint="A6"/>
+      <w:spacing w:val="15"/>
+      <w:sz w:val="28"/>
+      <w:szCs w:val="28"/>
+    </w:rPr>
+  </w:style>
+  <w:style w:type="paragraph" w:customStyle="1" w:styleId="Author">
+    <w:name w:val="Author"/>
+    <w:basedOn w:val="Title"/>
+    <w:next w:val="BodyText"/>
+    <w:qFormat/>
+    <w:pPr>
+      <w:keepNext/>
+      <w:keepLines/>
+    </w:pPr>
+    <w:rPr>
+      <w:sz w:val="24"/>
+      <w:szCs w:val="24"/>
+    </w:rPr>
+  </w:style>
+  <w:style w:type="paragraph" w:styleId="Date">
+    <w:name w:val="Date"/>
+    <w:basedOn w:val="Title"/>
+    <w:next w:val="BodyText"/>
+    <w:qFormat/>
+    <w:pPr>
+      <w:keepNext/>
+      <w:keepLines/>
+    </w:pPr>
+    <w:rPr>
+      <w:sz w:val="24"/>
+      <w:szCs w:val="24"/>
+    </w:rPr>
+  </w:style>
+  <w:style w:type="paragraph" w:customStyle="1" w:styleId="AbstractTitle">
+    <w:name w:val="Abstract Title"/>
+    <w:basedOn w:val="Normal"/>
+    <w:next w:val="Abstract"/>
+    <w:qFormat/>
+    <w:pPr>
+      <w:keepNext/>
+      <w:keepLines/>
+      <w:spacing w:before="300" w:after="0"/>
+      <w:jc w:val="center"/>
+    </w:pPr>
+    <w:rPr>
+      <w:b/>
+      <w:sz w:val="20"/>
+      <w:szCs w:val="20"/>
+    </w:rPr>
+  </w:style>
+  <w:style w:type="paragraph" w:customStyle="1" w:styleId="Abstract">
+    <w:name w:val="Abstract"/>
+    <w:basedOn w:val="Normal"/>
+    <w:next w:val="BodyText"/>
+    <w:qFormat/>
+    <w:pPr>
+      <w:keepNext/>
+      <w:keepLines/>
+      <w:spacing w:before="100" w:after="300"/>
+    </w:pPr>
+    <w:rPr>
+      <w:sz w:val="20"/>
+      <w:szCs w:val="20"/>
+    </w:rPr>
+  </w:style>
+  <w:style w:type="paragraph" w:styleId="Bibliography">
+    <w:name w:val="Bibliography"/>
+    <w:basedOn w:val="Normal"/>
+    <w:qFormat/>
+  </w:style>
+  <w:style w:type="character" w:customStyle="1" w:styleId="Heading1Char">
     <w:name w:val="Heading 1 Char"/>
     <w:basedOn w:val="DefaultParagraphFont"/>
     <w:link w:val="Heading1"/>
     <w:uiPriority w:val="9"/>
     <w:rsid w:val="00A10FD9"/>
     <w:rPr>
-      <w:rFonts w:asciiTheme="majorHAnsi" w:cstheme="majorBidi" w:eastAsiaTheme="majorEastAsia" w:hAnsiTheme="majorHAnsi"/>
-      <w:color w:themeColor="accent1" w:themeShade="BF" w:val="0F4761"/>
+      <w:rFonts w:asciiTheme="majorHAnsi" w:eastAsiaTheme="majorEastAsia" w:hAnsiTheme="majorHAnsi" w:cstheme="majorBidi"/>
+      <w:color w:val="0F4761" w:themeColor="accent1" w:themeShade="BF"/>
       <w:sz w:val="40"/>
       <w:szCs w:val="40"/>
     </w:rPr>
   </w:style>
-  <w:style w:customStyle="1" w:styleId="Heading2Char" w:type="character">
+  <w:style w:type="character" w:customStyle="1" w:styleId="Heading2Char">
     <w:name w:val="Heading 2 Char"/>
     <w:basedOn w:val="DefaultParagraphFont"/>
     <w:link w:val="Heading2"/>
@@ -1541,13 +1710,13 @@
     <w:semiHidden/>
     <w:rsid w:val="00A10FD9"/>
     <w:rPr>
-      <w:rFonts w:asciiTheme="majorHAnsi" w:cstheme="majorBidi" w:eastAsiaTheme="majorEastAsia" w:hAnsiTheme="majorHAnsi"/>
-      <w:color w:themeColor="accent1" w:themeShade="BF" w:val="0F4761"/>
+      <w:rFonts w:asciiTheme="majorHAnsi" w:eastAsiaTheme="majorEastAsia" w:hAnsiTheme="majorHAnsi" w:cstheme="majorBidi"/>
+      <w:color w:val="0F4761" w:themeColor="accent1" w:themeShade="BF"/>
       <w:sz w:val="32"/>
       <w:szCs w:val="32"/>
     </w:rPr>
   </w:style>
-  <w:style w:customStyle="1" w:styleId="Heading3Char" w:type="character">
+  <w:style w:type="character" w:customStyle="1" w:styleId="Heading3Char">
     <w:name w:val="Heading 3 Char"/>
     <w:basedOn w:val="DefaultParagraphFont"/>
     <w:link w:val="Heading3"/>
@@ -1555,13 +1724,13 @@
     <w:semiHidden/>
     <w:rsid w:val="00A10FD9"/>
     <w:rPr>
-      <w:rFonts w:cstheme="majorBidi" w:eastAsiaTheme="majorEastAsia"/>
-      <w:color w:themeColor="accent1" w:themeShade="BF" w:val="0F4761"/>
+      <w:rFonts w:eastAsiaTheme="majorEastAsia" w:cstheme="majorBidi"/>
+      <w:color w:val="0F4761" w:themeColor="accent1" w:themeShade="BF"/>
       <w:sz w:val="28"/>
       <w:szCs w:val="28"/>
     </w:rPr>
   </w:style>
-  <w:style w:customStyle="1" w:styleId="Heading4Char" w:type="character">
+  <w:style w:type="character" w:customStyle="1" w:styleId="Heading4Char">
     <w:name w:val="Heading 4 Char"/>
     <w:basedOn w:val="DefaultParagraphFont"/>
     <w:link w:val="Heading4"/>
@@ -1569,13 +1738,13 @@
     <w:semiHidden/>
     <w:rsid w:val="00A10FD9"/>
     <w:rPr>
-      <w:rFonts w:cstheme="majorBidi" w:eastAsiaTheme="majorEastAsia"/>
+      <w:rFonts w:eastAsiaTheme="majorEastAsia" w:cstheme="majorBidi"/>
       <w:i/>
       <w:iCs/>
-      <w:color w:themeColor="accent1" w:themeShade="BF" w:val="0F4761"/>
-    </w:rPr>
-  </w:style>
-  <w:style w:customStyle="1" w:styleId="Heading5Char" w:type="character">
+      <w:color w:val="0F4761" w:themeColor="accent1" w:themeShade="BF"/>
+    </w:rPr>
+  </w:style>
+  <w:style w:type="character" w:customStyle="1" w:styleId="Heading5Char">
     <w:name w:val="Heading 5 Char"/>
     <w:basedOn w:val="DefaultParagraphFont"/>
     <w:link w:val="Heading5"/>
@@ -1583,11 +1752,11 @@
     <w:semiHidden/>
     <w:rsid w:val="00A10FD9"/>
     <w:rPr>
-      <w:rFonts w:cstheme="majorBidi" w:eastAsiaTheme="majorEastAsia"/>
-      <w:color w:themeColor="accent1" w:themeShade="BF" w:val="0F4761"/>
-    </w:rPr>
-  </w:style>
-  <w:style w:customStyle="1" w:styleId="Heading6Char" w:type="character">
+      <w:rFonts w:eastAsiaTheme="majorEastAsia" w:cstheme="majorBidi"/>
+      <w:color w:val="0F4761" w:themeColor="accent1" w:themeShade="BF"/>
+    </w:rPr>
+  </w:style>
+  <w:style w:type="character" w:customStyle="1" w:styleId="Heading6Char">
     <w:name w:val="Heading 6 Char"/>
     <w:basedOn w:val="DefaultParagraphFont"/>
     <w:link w:val="Heading6"/>
@@ -1595,13 +1764,13 @@
     <w:semiHidden/>
     <w:rsid w:val="00A10FD9"/>
     <w:rPr>
-      <w:rFonts w:cstheme="majorBidi" w:eastAsiaTheme="majorEastAsia"/>
+      <w:rFonts w:eastAsiaTheme="majorEastAsia" w:cstheme="majorBidi"/>
       <w:i/>
       <w:iCs/>
-      <w:color w:themeColor="text1" w:themeTint="A6" w:val="595959"/>
-    </w:rPr>
-  </w:style>
-  <w:style w:customStyle="1" w:styleId="Heading7Char" w:type="character">
+      <w:color w:val="595959" w:themeColor="text1" w:themeTint="A6"/>
+    </w:rPr>
+  </w:style>
+  <w:style w:type="character" w:customStyle="1" w:styleId="Heading7Char">
     <w:name w:val="Heading 7 Char"/>
     <w:basedOn w:val="DefaultParagraphFont"/>
     <w:link w:val="Heading7"/>
@@ -1609,11 +1778,11 @@
     <w:semiHidden/>
     <w:rsid w:val="00A10FD9"/>
     <w:rPr>
-      <w:rFonts w:cstheme="majorBidi" w:eastAsiaTheme="majorEastAsia"/>
-      <w:color w:themeColor="text1" w:themeTint="A6" w:val="595959"/>
-    </w:rPr>
-  </w:style>
-  <w:style w:customStyle="1" w:styleId="Heading8Char" w:type="character">
+      <w:rFonts w:eastAsiaTheme="majorEastAsia" w:cstheme="majorBidi"/>
+      <w:color w:val="595959" w:themeColor="text1" w:themeTint="A6"/>
+    </w:rPr>
+  </w:style>
+  <w:style w:type="character" w:customStyle="1" w:styleId="Heading8Char">
     <w:name w:val="Heading 8 Char"/>
     <w:basedOn w:val="DefaultParagraphFont"/>
     <w:link w:val="Heading8"/>
@@ -1621,13 +1790,13 @@
     <w:semiHidden/>
     <w:rsid w:val="00A10FD9"/>
     <w:rPr>
-      <w:rFonts w:cstheme="majorBidi" w:eastAsiaTheme="majorEastAsia"/>
+      <w:rFonts w:eastAsiaTheme="majorEastAsia" w:cstheme="majorBidi"/>
       <w:i/>
       <w:iCs/>
-      <w:color w:themeColor="text1" w:themeTint="D8" w:val="272727"/>
-    </w:rPr>
-  </w:style>
-  <w:style w:customStyle="1" w:styleId="Heading9Char" w:type="character">
+      <w:color w:val="272727" w:themeColor="text1" w:themeTint="D8"/>
+    </w:rPr>
+  </w:style>
+  <w:style w:type="character" w:customStyle="1" w:styleId="Heading9Char">
     <w:name w:val="Heading 9 Char"/>
     <w:basedOn w:val="DefaultParagraphFont"/>
     <w:link w:val="Heading9"/>
@@ -1635,11 +1804,11 @@
     <w:semiHidden/>
     <w:rsid w:val="00A10FD9"/>
     <w:rPr>
-      <w:rFonts w:cstheme="majorBidi" w:eastAsiaTheme="majorEastAsia"/>
-      <w:color w:themeColor="text1" w:themeTint="D8" w:val="272727"/>
-    </w:rPr>
-  </w:style>
-  <w:style w:styleId="BlockText" w:type="paragraph">
+      <w:rFonts w:eastAsiaTheme="majorEastAsia" w:cstheme="majorBidi"/>
+      <w:color w:val="272727" w:themeColor="text1" w:themeTint="D8"/>
+    </w:rPr>
+  </w:style>
+  <w:style w:type="paragraph" w:styleId="BlockText">
     <w:name w:val="Block Text"/>
     <w:basedOn w:val="BodyText"/>
     <w:next w:val="BodyText"/>
@@ -1647,19 +1816,18 @@
     <w:unhideWhenUsed/>
     <w:qFormat/>
     <w:pPr>
-      <w:spacing w:after="100" w:before="100"/>
-      <w:ind w:firstLine="0" w:left="480" w:right="480"/>
+      <w:spacing w:before="100" w:after="100"/>
+      <w:ind w:left="480" w:right="480"/>
     </w:pPr>
   </w:style>
-  <w:style w:styleId="FootnoteText" w:type="paragraph">
-    <w:name w:val="Footnote Text"/>
+  <w:style w:type="paragraph" w:styleId="FootnoteText">
+    <w:name w:val="footnote text"/>
     <w:basedOn w:val="Normal"/>
-    <w:next w:val="FootnoteText"/>
     <w:uiPriority w:val="9"/>
     <w:unhideWhenUsed/>
     <w:qFormat/>
   </w:style>
-  <w:style w:styleId="FootnoteBlockText" w:type="paragraph">
+  <w:style w:type="paragraph" w:customStyle="1" w:styleId="FootnoteBlockText">
     <w:name w:val="Footnote Block Text"/>
     <w:basedOn w:val="FootnoteText"/>
     <w:next w:val="FootnoteText"/>
@@ -1667,47 +1835,40 @@
     <w:unhideWhenUsed/>
     <w:qFormat/>
     <w:pPr>
-      <w:spacing w:after="100" w:before="100"/>
-      <w:ind w:firstLine="0" w:left="480" w:right="480"/>
+      <w:spacing w:before="100" w:after="100"/>
+      <w:ind w:left="480" w:right="480"/>
     </w:pPr>
   </w:style>
-  <w:style w:default="1" w:styleId="DefaultParagraphFont" w:type="character">
-    <w:name w:val="Default Paragraph Font"/>
-    <w:semiHidden/>
-    <w:unhideWhenUsed/>
-  </w:style>
-  <w:style w:default="1" w:styleId="Table" w:type="table">
+  <w:style w:type="table" w:customStyle="1" w:styleId="Table">
     <w:name w:val="Table"/>
-    <w:basedOn w:val="TableNormal"/>
     <w:semiHidden/>
     <w:unhideWhenUsed/>
     <w:qFormat/>
     <w:tblPr>
-      <w:tblInd w:type="dxa" w:w="0"/>
+      <w:tblInd w:w="0" w:type="dxa"/>
       <w:tblCellMar>
-        <w:top w:type="dxa" w:w="0"/>
-        <w:left w:type="dxa" w:w="108"/>
-        <w:bottom w:type="dxa" w:w="0"/>
-        <w:right w:type="dxa" w:w="108"/>
+        <w:top w:w="0" w:type="dxa"/>
+        <w:left w:w="108" w:type="dxa"/>
+        <w:bottom w:w="0" w:type="dxa"/>
+        <w:right w:w="108" w:type="dxa"/>
       </w:tblCellMar>
     </w:tblPr>
     <w:tblStylePr w:type="firstRow">
       <w:tblPr>
         <w:jc w:val="left"/>
-        <w:tblInd w:type="dxa" w:w="0"/>
       </w:tblPr>
       <w:trPr>
         <w:jc w:val="left"/>
       </w:trPr>
       <w:tcPr>
         <w:tcBorders>
-          <w:bottom w:val="single"/>
+          <w:bottom w:val="single" w:sz="0" w:space="0" w:color="auto"/>
         </w:tcBorders>
         <w:vAlign w:val="bottom"/>
       </w:tcPr>
     </w:tblStylePr>
   </w:style>
-  <w:style w:customStyle="1" w:styleId="DefinitionTerm" w:type="paragraph">
+  <w:style w:type="paragraph" w:customStyle="1" w:styleId="DefinitionTerm">
     <w:name w:val="Definition Term"/>
     <w:basedOn w:val="Normal"/>
     <w:next w:val="Definition"/>
@@ -1720,75 +1881,76 @@
       <w:b/>
     </w:rPr>
   </w:style>
-  <w:style w:customStyle="1" w:styleId="Definition" w:type="paragraph">
+  <w:style w:type="paragraph" w:customStyle="1" w:styleId="Definition">
     <w:name w:val="Definition"/>
     <w:basedOn w:val="Normal"/>
   </w:style>
-  <w:style w:styleId="Caption" w:type="paragraph">
-    <w:name w:val="Caption"/>
+  <w:style w:type="paragraph" w:styleId="Caption">
+    <w:name w:val="caption"/>
     <w:basedOn w:val="Normal"/>
-    <w:link w:val="BodyTextChar"/>
+    <w:link w:val="CaptionChar"/>
     <w:pPr>
-      <w:spacing w:after="120" w:before="0"/>
+      <w:spacing w:after="120"/>
     </w:pPr>
     <w:rPr>
       <w:i/>
     </w:rPr>
   </w:style>
-  <w:style w:customStyle="1" w:styleId="TableCaption" w:type="paragraph">
+  <w:style w:type="paragraph" w:customStyle="1" w:styleId="TableCaption">
     <w:name w:val="Table Caption"/>
     <w:basedOn w:val="Caption"/>
     <w:pPr>
       <w:keepNext/>
     </w:pPr>
   </w:style>
-  <w:style w:customStyle="1" w:styleId="ImageCaption" w:type="paragraph">
+  <w:style w:type="paragraph" w:customStyle="1" w:styleId="ImageCaption">
     <w:name w:val="Image Caption"/>
     <w:basedOn w:val="Caption"/>
   </w:style>
-  <w:style w:customStyle="1" w:styleId="Figure" w:type="paragraph">
+  <w:style w:type="paragraph" w:customStyle="1" w:styleId="Figure">
     <w:name w:val="Figure"/>
     <w:basedOn w:val="Normal"/>
   </w:style>
-  <w:style w:customStyle="1" w:styleId="CaptionedFigure" w:type="paragraph">
+  <w:style w:type="paragraph" w:customStyle="1" w:styleId="CaptionedFigure">
     <w:name w:val="Captioned Figure"/>
     <w:basedOn w:val="Figure"/>
     <w:pPr>
       <w:keepNext/>
     </w:pPr>
   </w:style>
-  <w:style w:customStyle="1" w:styleId="BodyTextChar" w:type="character">
-    <w:name w:val="Body Text Char"/>
+  <w:style w:type="character" w:customStyle="1" w:styleId="CaptionChar">
+    <w:name w:val="Caption Char"/>
     <w:basedOn w:val="DefaultParagraphFont"/>
-    <w:link w:val="BodyText"/>
-  </w:style>
-  <w:style w:customStyle="1" w:styleId="VerbatimChar" w:type="character">
+    <w:link w:val="Caption"/>
+  </w:style>
+  <w:style w:type="character" w:customStyle="1" w:styleId="VerbatimChar">
     <w:name w:val="Verbatim Char"/>
-    <w:basedOn w:val="BodyTextChar"/>
-    <w:rPr>
-      <w:rFonts w:ascii="Consolas" w:hAnsi="Consolas"/>
-      <w:sz w:val="22"/>
-    </w:rPr>
-  </w:style>
-  <w:style w:customStyle="1" w:styleId="SectionNumber" w:type="character">
+    <w:basedOn w:val="CaptionChar"/>
+    <w:link w:val="SourceCode"/>
+    <w:rPr>
+      <w:rFonts w:ascii="Consolas" w:hAnsi="Consolas"/>
+      <w:sz w:val="22"/>
+    </w:rPr>
+  </w:style>
+  <w:style w:type="character" w:customStyle="1" w:styleId="SectionNumber">
     <w:name w:val="Section Number"/>
-    <w:basedOn w:val="BodyTextChar"/>
-  </w:style>
-  <w:style w:styleId="FootnoteReference" w:type="character">
-    <w:name w:val="Footnote Reference"/>
-    <w:basedOn w:val="BodyTextChar"/>
+    <w:basedOn w:val="CaptionChar"/>
+  </w:style>
+  <w:style w:type="character" w:styleId="FootnoteReference">
+    <w:name w:val="footnote reference"/>
+    <w:basedOn w:val="CaptionChar"/>
     <w:rPr>
       <w:vertAlign w:val="superscript"/>
     </w:rPr>
   </w:style>
-  <w:style w:styleId="Hyperlink" w:type="character">
+  <w:style w:type="character" w:styleId="Hyperlink">
     <w:name w:val="Hyperlink"/>
-    <w:basedOn w:val="BodyTextChar"/>
-    <w:rPr>
-      <w:color w:themeColor="accent1" w:val="4F81BD"/>
-    </w:rPr>
-  </w:style>
-  <w:style w:styleId="TOCHeading" w:type="paragraph">
+    <w:basedOn w:val="CaptionChar"/>
+    <w:rPr>
+      <w:color w:val="156082" w:themeColor="accent1"/>
+    </w:rPr>
+  </w:style>
+  <w:style w:type="paragraph" w:styleId="TOCHeading">
     <w:name w:val="TOC Heading"/>
     <w:basedOn w:val="Heading1"/>
     <w:next w:val="BodyText"/>
@@ -1799,273 +1961,329 @@
       <w:spacing w:before="240" w:line="259" w:lineRule="auto"/>
       <w:outlineLvl w:val="9"/>
     </w:pPr>
-    <w:rPr>
-      <w:rFonts w:asciiTheme="majorHAnsi" w:cstheme="majorBidi" w:eastAsiaTheme="majorEastAsia" w:hAnsiTheme="majorHAnsi"/>
-      <w:b w:val="0"/>
-      <w:bCs w:val="0"/>
-      <w:color w:themeColor="accent1" w:themeShade="BF" w:val="365F91"/>
-    </w:rPr>
   </w:style>
   <w:style w:type="paragraph" w:customStyle="1" w:styleId="SourceCode">
     <w:name w:val="Source Code"/>
     <w:basedOn w:val="Normal"/>
     <w:link w:val="VerbatimChar"/>
     <w:pPr>
-      <w:wordWrap w:val="off"/>
-      <w:shd w:val="clear" w:fill="f1f3f5"/>
+      <w:shd w:val="clear" w:color="auto" w:fill="F1F3F5"/>
+      <w:wordWrap w:val="0"/>
     </w:pPr>
   </w:style>
   <w:style w:type="character" w:customStyle="1" w:styleId="KeywordTok">
     <w:name w:val="KeywordTok"/>
     <w:basedOn w:val="VerbatimChar"/>
     <w:rPr>
+      <w:rFonts w:ascii="Consolas" w:hAnsi="Consolas"/>
       <w:b/>
-      <w:color w:val="003b4f"/>
-      <w:shd w:val="clear" w:fill="f1f3f5"/>
+      <w:color w:val="003B4F"/>
+      <w:sz w:val="22"/>
+      <w:shd w:val="clear" w:color="auto" w:fill="F1F3F5"/>
     </w:rPr>
   </w:style>
   <w:style w:type="character" w:customStyle="1" w:styleId="DataTypeTok">
     <w:name w:val="DataTypeTok"/>
     <w:basedOn w:val="VerbatimChar"/>
     <w:rPr>
-      <w:color w:val="ad0000"/>
-      <w:shd w:val="clear" w:fill="f1f3f5"/>
+      <w:rFonts w:ascii="Consolas" w:hAnsi="Consolas"/>
+      <w:color w:val="AD0000"/>
+      <w:sz w:val="22"/>
+      <w:shd w:val="clear" w:color="auto" w:fill="F1F3F5"/>
     </w:rPr>
   </w:style>
   <w:style w:type="character" w:customStyle="1" w:styleId="DecValTok">
     <w:name w:val="DecValTok"/>
     <w:basedOn w:val="VerbatimChar"/>
     <w:rPr>
-      <w:color w:val="ad0000"/>
-      <w:shd w:val="clear" w:fill="f1f3f5"/>
+      <w:rFonts w:ascii="Consolas" w:hAnsi="Consolas"/>
+      <w:color w:val="AD0000"/>
+      <w:sz w:val="22"/>
+      <w:shd w:val="clear" w:color="auto" w:fill="F1F3F5"/>
     </w:rPr>
   </w:style>
   <w:style w:type="character" w:customStyle="1" w:styleId="BaseNTok">
     <w:name w:val="BaseNTok"/>
     <w:basedOn w:val="VerbatimChar"/>
     <w:rPr>
-      <w:color w:val="ad0000"/>
-      <w:shd w:val="clear" w:fill="f1f3f5"/>
+      <w:rFonts w:ascii="Consolas" w:hAnsi="Consolas"/>
+      <w:color w:val="AD0000"/>
+      <w:sz w:val="22"/>
+      <w:shd w:val="clear" w:color="auto" w:fill="F1F3F5"/>
     </w:rPr>
   </w:style>
   <w:style w:type="character" w:customStyle="1" w:styleId="FloatTok">
     <w:name w:val="FloatTok"/>
     <w:basedOn w:val="VerbatimChar"/>
     <w:rPr>
-      <w:color w:val="ad0000"/>
-      <w:shd w:val="clear" w:fill="f1f3f5"/>
+      <w:rFonts w:ascii="Consolas" w:hAnsi="Consolas"/>
+      <w:color w:val="AD0000"/>
+      <w:sz w:val="22"/>
+      <w:shd w:val="clear" w:color="auto" w:fill="F1F3F5"/>
     </w:rPr>
   </w:style>
   <w:style w:type="character" w:customStyle="1" w:styleId="ConstantTok">
     <w:name w:val="ConstantTok"/>
     <w:basedOn w:val="VerbatimChar"/>
     <w:rPr>
-      <w:color w:val="8f5902"/>
-      <w:shd w:val="clear" w:fill="f1f3f5"/>
+      <w:rFonts w:ascii="Consolas" w:hAnsi="Consolas"/>
+      <w:color w:val="8F5902"/>
+      <w:sz w:val="22"/>
+      <w:shd w:val="clear" w:color="auto" w:fill="F1F3F5"/>
     </w:rPr>
   </w:style>
   <w:style w:type="character" w:customStyle="1" w:styleId="CharTok">
     <w:name w:val="CharTok"/>
     <w:basedOn w:val="VerbatimChar"/>
     <w:rPr>
-      <w:color w:val="20794d"/>
-      <w:shd w:val="clear" w:fill="f1f3f5"/>
+      <w:rFonts w:ascii="Consolas" w:hAnsi="Consolas"/>
+      <w:color w:val="20794D"/>
+      <w:sz w:val="22"/>
+      <w:shd w:val="clear" w:color="auto" w:fill="F1F3F5"/>
     </w:rPr>
   </w:style>
   <w:style w:type="character" w:customStyle="1" w:styleId="SpecialCharTok">
     <w:name w:val="SpecialCharTok"/>
     <w:basedOn w:val="VerbatimChar"/>
     <w:rPr>
-      <w:color w:val="5e5e5e"/>
-      <w:shd w:val="clear" w:fill="f1f3f5"/>
+      <w:rFonts w:ascii="Consolas" w:hAnsi="Consolas"/>
+      <w:color w:val="5E5E5E"/>
+      <w:sz w:val="22"/>
+      <w:shd w:val="clear" w:color="auto" w:fill="F1F3F5"/>
     </w:rPr>
   </w:style>
   <w:style w:type="character" w:customStyle="1" w:styleId="StringTok">
     <w:name w:val="StringTok"/>
     <w:basedOn w:val="VerbatimChar"/>
     <w:rPr>
-      <w:color w:val="20794d"/>
-      <w:shd w:val="clear" w:fill="f1f3f5"/>
+      <w:rFonts w:ascii="Consolas" w:hAnsi="Consolas"/>
+      <w:color w:val="20794D"/>
+      <w:sz w:val="22"/>
+      <w:shd w:val="clear" w:color="auto" w:fill="F1F3F5"/>
     </w:rPr>
   </w:style>
   <w:style w:type="character" w:customStyle="1" w:styleId="VerbatimStringTok">
     <w:name w:val="VerbatimStringTok"/>
     <w:basedOn w:val="VerbatimChar"/>
     <w:rPr>
-      <w:color w:val="20794d"/>
-      <w:shd w:val="clear" w:fill="f1f3f5"/>
+      <w:rFonts w:ascii="Consolas" w:hAnsi="Consolas"/>
+      <w:color w:val="20794D"/>
+      <w:sz w:val="22"/>
+      <w:shd w:val="clear" w:color="auto" w:fill="F1F3F5"/>
     </w:rPr>
   </w:style>
   <w:style w:type="character" w:customStyle="1" w:styleId="SpecialStringTok">
     <w:name w:val="SpecialStringTok"/>
     <w:basedOn w:val="VerbatimChar"/>
     <w:rPr>
-      <w:color w:val="20794d"/>
-      <w:shd w:val="clear" w:fill="f1f3f5"/>
+      <w:rFonts w:ascii="Consolas" w:hAnsi="Consolas"/>
+      <w:color w:val="20794D"/>
+      <w:sz w:val="22"/>
+      <w:shd w:val="clear" w:color="auto" w:fill="F1F3F5"/>
     </w:rPr>
   </w:style>
   <w:style w:type="character" w:customStyle="1" w:styleId="ImportTok">
     <w:name w:val="ImportTok"/>
     <w:basedOn w:val="VerbatimChar"/>
     <w:rPr>
-      <w:color w:val="00769e"/>
-      <w:shd w:val="clear" w:fill="f1f3f5"/>
+      <w:rFonts w:ascii="Consolas" w:hAnsi="Consolas"/>
+      <w:color w:val="00769E"/>
+      <w:sz w:val="22"/>
+      <w:shd w:val="clear" w:color="auto" w:fill="F1F3F5"/>
     </w:rPr>
   </w:style>
   <w:style w:type="character" w:customStyle="1" w:styleId="CommentTok">
     <w:name w:val="CommentTok"/>
     <w:basedOn w:val="VerbatimChar"/>
     <w:rPr>
-      <w:color w:val="5e5e5e"/>
-      <w:shd w:val="clear" w:fill="f1f3f5"/>
+      <w:rFonts w:ascii="Consolas" w:hAnsi="Consolas"/>
+      <w:color w:val="5E5E5E"/>
+      <w:sz w:val="22"/>
+      <w:shd w:val="clear" w:color="auto" w:fill="F1F3F5"/>
     </w:rPr>
   </w:style>
   <w:style w:type="character" w:customStyle="1" w:styleId="DocumentationTok">
     <w:name w:val="DocumentationTok"/>
     <w:basedOn w:val="VerbatimChar"/>
     <w:rPr>
+      <w:rFonts w:ascii="Consolas" w:hAnsi="Consolas"/>
       <w:i/>
-      <w:color w:val="5e5e5e"/>
-      <w:shd w:val="clear" w:fill="f1f3f5"/>
+      <w:color w:val="5E5E5E"/>
+      <w:sz w:val="22"/>
+      <w:shd w:val="clear" w:color="auto" w:fill="F1F3F5"/>
     </w:rPr>
   </w:style>
   <w:style w:type="character" w:customStyle="1" w:styleId="AnnotationTok">
     <w:name w:val="AnnotationTok"/>
     <w:basedOn w:val="VerbatimChar"/>
     <w:rPr>
-      <w:color w:val="5e5e5e"/>
-      <w:shd w:val="clear" w:fill="f1f3f5"/>
+      <w:rFonts w:ascii="Consolas" w:hAnsi="Consolas"/>
+      <w:color w:val="5E5E5E"/>
+      <w:sz w:val="22"/>
+      <w:shd w:val="clear" w:color="auto" w:fill="F1F3F5"/>
     </w:rPr>
   </w:style>
   <w:style w:type="character" w:customStyle="1" w:styleId="CommentVarTok">
     <w:name w:val="CommentVarTok"/>
     <w:basedOn w:val="VerbatimChar"/>
     <w:rPr>
+      <w:rFonts w:ascii="Consolas" w:hAnsi="Consolas"/>
       <w:i/>
-      <w:color w:val="5e5e5e"/>
-      <w:shd w:val="clear" w:fill="f1f3f5"/>
+      <w:color w:val="5E5E5E"/>
+      <w:sz w:val="22"/>
+      <w:shd w:val="clear" w:color="auto" w:fill="F1F3F5"/>
     </w:rPr>
   </w:style>
   <w:style w:type="character" w:customStyle="1" w:styleId="OtherTok">
     <w:name w:val="OtherTok"/>
     <w:basedOn w:val="VerbatimChar"/>
     <w:rPr>
-      <w:color w:val="003b4f"/>
-      <w:shd w:val="clear" w:fill="f1f3f5"/>
+      <w:rFonts w:ascii="Consolas" w:hAnsi="Consolas"/>
+      <w:color w:val="003B4F"/>
+      <w:sz w:val="22"/>
+      <w:shd w:val="clear" w:color="auto" w:fill="F1F3F5"/>
     </w:rPr>
   </w:style>
   <w:style w:type="character" w:customStyle="1" w:styleId="FunctionTok">
     <w:name w:val="FunctionTok"/>
     <w:basedOn w:val="VerbatimChar"/>
     <w:rPr>
-      <w:color w:val="4758ab"/>
-      <w:shd w:val="clear" w:fill="f1f3f5"/>
+      <w:rFonts w:ascii="Consolas" w:hAnsi="Consolas"/>
+      <w:color w:val="4758AB"/>
+      <w:sz w:val="22"/>
+      <w:shd w:val="clear" w:color="auto" w:fill="F1F3F5"/>
     </w:rPr>
   </w:style>
   <w:style w:type="character" w:customStyle="1" w:styleId="VariableTok">
     <w:name w:val="VariableTok"/>
     <w:basedOn w:val="VerbatimChar"/>
     <w:rPr>
+      <w:rFonts w:ascii="Consolas" w:hAnsi="Consolas"/>
       <w:color w:val="111111"/>
-      <w:shd w:val="clear" w:fill="f1f3f5"/>
+      <w:sz w:val="22"/>
+      <w:shd w:val="clear" w:color="auto" w:fill="F1F3F5"/>
     </w:rPr>
   </w:style>
   <w:style w:type="character" w:customStyle="1" w:styleId="ControlFlowTok">
     <w:name w:val="ControlFlowTok"/>
     <w:basedOn w:val="VerbatimChar"/>
     <w:rPr>
+      <w:rFonts w:ascii="Consolas" w:hAnsi="Consolas"/>
       <w:b/>
-      <w:color w:val="003b4f"/>
-      <w:shd w:val="clear" w:fill="f1f3f5"/>
+      <w:color w:val="003B4F"/>
+      <w:sz w:val="22"/>
+      <w:shd w:val="clear" w:color="auto" w:fill="F1F3F5"/>
     </w:rPr>
   </w:style>
   <w:style w:type="character" w:customStyle="1" w:styleId="OperatorTok">
     <w:name w:val="OperatorTok"/>
     <w:basedOn w:val="VerbatimChar"/>
     <w:rPr>
-      <w:color w:val="5e5e5e"/>
-      <w:shd w:val="clear" w:fill="f1f3f5"/>
+      <w:rFonts w:ascii="Consolas" w:hAnsi="Consolas"/>
+      <w:color w:val="5E5E5E"/>
+      <w:sz w:val="22"/>
+      <w:shd w:val="clear" w:color="auto" w:fill="F1F3F5"/>
     </w:rPr>
   </w:style>
   <w:style w:type="character" w:customStyle="1" w:styleId="BuiltInTok">
     <w:name w:val="BuiltInTok"/>
     <w:basedOn w:val="VerbatimChar"/>
     <w:rPr>
-      <w:color w:val="003b4f"/>
-      <w:shd w:val="clear" w:fill="f1f3f5"/>
+      <w:rFonts w:ascii="Consolas" w:hAnsi="Consolas"/>
+      <w:color w:val="003B4F"/>
+      <w:sz w:val="22"/>
+      <w:shd w:val="clear" w:color="auto" w:fill="F1F3F5"/>
     </w:rPr>
   </w:style>
   <w:style w:type="character" w:customStyle="1" w:styleId="ExtensionTok">
     <w:name w:val="ExtensionTok"/>
     <w:basedOn w:val="VerbatimChar"/>
     <w:rPr>
-      <w:color w:val="003b4f"/>
-      <w:shd w:val="clear" w:fill="f1f3f5"/>
+      <w:rFonts w:ascii="Consolas" w:hAnsi="Consolas"/>
+      <w:color w:val="003B4F"/>
+      <w:sz w:val="22"/>
+      <w:shd w:val="clear" w:color="auto" w:fill="F1F3F5"/>
     </w:rPr>
   </w:style>
   <w:style w:type="character" w:customStyle="1" w:styleId="PreprocessorTok">
     <w:name w:val="PreprocessorTok"/>
     <w:basedOn w:val="VerbatimChar"/>
     <w:rPr>
-      <w:color w:val="ad0000"/>
-      <w:shd w:val="clear" w:fill="f1f3f5"/>
+      <w:rFonts w:ascii="Consolas" w:hAnsi="Consolas"/>
+      <w:color w:val="AD0000"/>
+      <w:sz w:val="22"/>
+      <w:shd w:val="clear" w:color="auto" w:fill="F1F3F5"/>
     </w:rPr>
   </w:style>
   <w:style w:type="character" w:customStyle="1" w:styleId="AttributeTok">
     <w:name w:val="AttributeTok"/>
     <w:basedOn w:val="VerbatimChar"/>
     <w:rPr>
+      <w:rFonts w:ascii="Consolas" w:hAnsi="Consolas"/>
       <w:color w:val="657422"/>
-      <w:shd w:val="clear" w:fill="f1f3f5"/>
+      <w:sz w:val="22"/>
+      <w:shd w:val="clear" w:color="auto" w:fill="F1F3F5"/>
     </w:rPr>
   </w:style>
   <w:style w:type="character" w:customStyle="1" w:styleId="RegionMarkerTok">
     <w:name w:val="RegionMarkerTok"/>
     <w:basedOn w:val="VerbatimChar"/>
     <w:rPr>
-      <w:color w:val="003b4f"/>
-      <w:shd w:val="clear" w:fill="f1f3f5"/>
+      <w:rFonts w:ascii="Consolas" w:hAnsi="Consolas"/>
+      <w:color w:val="003B4F"/>
+      <w:sz w:val="22"/>
+      <w:shd w:val="clear" w:color="auto" w:fill="F1F3F5"/>
     </w:rPr>
   </w:style>
   <w:style w:type="character" w:customStyle="1" w:styleId="InformationTok">
     <w:name w:val="InformationTok"/>
     <w:basedOn w:val="VerbatimChar"/>
     <w:rPr>
-      <w:color w:val="5e5e5e"/>
-      <w:shd w:val="clear" w:fill="f1f3f5"/>
+      <w:rFonts w:ascii="Consolas" w:hAnsi="Consolas"/>
+      <w:color w:val="5E5E5E"/>
+      <w:sz w:val="22"/>
+      <w:shd w:val="clear" w:color="auto" w:fill="F1F3F5"/>
     </w:rPr>
   </w:style>
   <w:style w:type="character" w:customStyle="1" w:styleId="WarningTok">
     <w:name w:val="WarningTok"/>
     <w:basedOn w:val="VerbatimChar"/>
     <w:rPr>
+      <w:rFonts w:ascii="Consolas" w:hAnsi="Consolas"/>
       <w:i/>
-      <w:color w:val="5e5e5e"/>
-      <w:shd w:val="clear" w:fill="f1f3f5"/>
+      <w:color w:val="5E5E5E"/>
+      <w:sz w:val="22"/>
+      <w:shd w:val="clear" w:color="auto" w:fill="F1F3F5"/>
     </w:rPr>
   </w:style>
   <w:style w:type="character" w:customStyle="1" w:styleId="AlertTok">
     <w:name w:val="AlertTok"/>
     <w:basedOn w:val="VerbatimChar"/>
     <w:rPr>
-      <w:color w:val="ad0000"/>
-      <w:shd w:val="clear" w:fill="f1f3f5"/>
+      <w:rFonts w:ascii="Consolas" w:hAnsi="Consolas"/>
+      <w:color w:val="AD0000"/>
+      <w:sz w:val="22"/>
+      <w:shd w:val="clear" w:color="auto" w:fill="F1F3F5"/>
     </w:rPr>
   </w:style>
   <w:style w:type="character" w:customStyle="1" w:styleId="ErrorTok">
     <w:name w:val="ErrorTok"/>
     <w:basedOn w:val="VerbatimChar"/>
     <w:rPr>
-      <w:color w:val="ad0000"/>
-      <w:shd w:val="clear" w:fill="f1f3f5"/>
+      <w:rFonts w:ascii="Consolas" w:hAnsi="Consolas"/>
+      <w:color w:val="AD0000"/>
+      <w:sz w:val="22"/>
+      <w:shd w:val="clear" w:color="auto" w:fill="F1F3F5"/>
     </w:rPr>
   </w:style>
   <w:style w:type="character" w:customStyle="1" w:styleId="NormalTok">
     <w:name w:val="NormalTok"/>
     <w:basedOn w:val="VerbatimChar"/>
     <w:rPr>
-      <w:color w:val="003b4f"/>
-      <w:shd w:val="clear" w:fill="f1f3f5"/>
+      <w:rFonts w:ascii="Consolas" w:hAnsi="Consolas"/>
+      <w:color w:val="003B4F"/>
+      <w:sz w:val="22"/>
+      <w:shd w:val="clear" w:color="auto" w:fill="F1F3F5"/>
     </w:rPr>
   </w:style>
 </w:styles>
